--- a/ETMS毕业论文.docx
+++ b/ETMS毕业论文.docx
@@ -360,11 +360,6 @@
           <w:u w:val="single" w:color="000000"/>
         </w:rPr>
         <w:t xml:space="preserve">　　　　　　　　　　　　</w:t>
-      </w:r>
-    </w:p>
-    <w:p>
-      <w:r>
-        <w:br w:type="page"/>
       </w:r>
     </w:p>
     <w:p>
@@ -650,11 +645,6 @@
           <w:docGrid w:linePitch="360"/>
         </w:sectPr>
       </w:pPr>
-    </w:p>
-    <w:p>
-      <w:r>
-        <w:br w:type="page"/>
-      </w:r>
     </w:p>
     <w:p>
       <w:pPr>
@@ -759,11 +749,6 @@
           <w:docGrid w:linePitch="360"/>
         </w:sectPr>
       </w:pPr>
-    </w:p>
-    <w:p>
-      <w:r>
-        <w:br w:type="page"/>
-      </w:r>
     </w:p>
     <w:p>
       <w:pPr>
@@ -791,772 +776,6 @@
             <w:fldChar w:fldCharType="begin" w:dirty="true"/>
             <w:instrText xml:space="preserve">TOC \h \o "1-3"</w:instrText>
             <w:fldChar w:fldCharType="separate"/>
-          </w:r>
-        </w:p>
-        <w:p>
-          <w:pPr>
-            <w:pStyle w:val="9"/>
-            <w:tabs>
-              <w:tab w:val="right" w:leader="dot" w:pos="9026"/>
-            </w:tabs>
-          </w:pPr>
-          <w:r>
-            <w:t>1 绪论</w:t>
-          </w:r>
-          <w:r>
-            <w:tab/>
-          </w:r>
-          <w:r>
-            <w:t>1</w:t>
-          </w:r>
-        </w:p>
-        <w:p>
-          <w:pPr>
-            <w:pStyle w:val="11"/>
-            <w:ind w:left="360"/>
-            <w:tabs>
-              <w:tab w:val="right" w:leader="dot" w:pos="9026"/>
-            </w:tabs>
-          </w:pPr>
-          <w:r>
-            <w:t>1.1 项目背景</w:t>
-          </w:r>
-          <w:r>
-            <w:tab/>
-          </w:r>
-          <w:r>
-            <w:t>1</w:t>
-          </w:r>
-        </w:p>
-        <w:p>
-          <w:pPr>
-            <w:pStyle w:val="11"/>
-            <w:ind w:left="360"/>
-            <w:tabs>
-              <w:tab w:val="right" w:leader="dot" w:pos="9026"/>
-            </w:tabs>
-          </w:pPr>
-          <w:r>
-            <w:t>1.2 项目研究的目的和意义</w:t>
-          </w:r>
-          <w:r>
-            <w:tab/>
-          </w:r>
-          <w:r>
-            <w:t>2</w:t>
-          </w:r>
-        </w:p>
-        <w:p>
-          <w:pPr>
-            <w:pStyle w:val="11"/>
-            <w:ind w:left="360"/>
-            <w:tabs>
-              <w:tab w:val="right" w:leader="dot" w:pos="9026"/>
-            </w:tabs>
-          </w:pPr>
-          <w:r>
-            <w:t>1.3 ETMS系统的概述</w:t>
-          </w:r>
-          <w:r>
-            <w:tab/>
-          </w:r>
-          <w:r>
-            <w:t>3</w:t>
-          </w:r>
-        </w:p>
-        <w:p>
-          <w:pPr>
-            <w:pStyle w:val="9"/>
-            <w:tabs>
-              <w:tab w:val="right" w:leader="dot" w:pos="9026"/>
-            </w:tabs>
-          </w:pPr>
-          <w:r>
-            <w:t>2 ETMS系统的开发环境和相关技术</w:t>
-          </w:r>
-          <w:r>
-            <w:tab/>
-          </w:r>
-          <w:r>
-            <w:t>4</w:t>
-          </w:r>
-        </w:p>
-        <w:p>
-          <w:pPr>
-            <w:pStyle w:val="11"/>
-            <w:ind w:left="360"/>
-            <w:tabs>
-              <w:tab w:val="right" w:leader="dot" w:pos="9026"/>
-            </w:tabs>
-          </w:pPr>
-          <w:r>
-            <w:t>2.1 开发与运行环境</w:t>
-          </w:r>
-          <w:r>
-            <w:tab/>
-          </w:r>
-          <w:r>
-            <w:t>4</w:t>
-          </w:r>
-        </w:p>
-        <w:p>
-          <w:pPr>
-            <w:pStyle w:val="11"/>
-            <w:ind w:left="360"/>
-            <w:tabs>
-              <w:tab w:val="right" w:leader="dot" w:pos="9026"/>
-            </w:tabs>
-          </w:pPr>
-          <w:r>
-            <w:t>2.2 项目所用技术分析</w:t>
-          </w:r>
-          <w:r>
-            <w:tab/>
-          </w:r>
-          <w:r>
-            <w:t>5</w:t>
-          </w:r>
-        </w:p>
-        <w:p>
-          <w:pPr>
-            <w:pStyle w:val="12"/>
-            <w:ind w:left="720"/>
-            <w:tabs>
-              <w:tab w:val="right" w:leader="dot" w:pos="9026"/>
-            </w:tabs>
-          </w:pPr>
-          <w:r>
-            <w:t>2.2.1 Spring Boot框架</w:t>
-          </w:r>
-          <w:r>
-            <w:tab/>
-          </w:r>
-          <w:r>
-            <w:t>5</w:t>
-          </w:r>
-        </w:p>
-        <w:p>
-          <w:pPr>
-            <w:pStyle w:val="12"/>
-            <w:ind w:left="720"/>
-            <w:tabs>
-              <w:tab w:val="right" w:leader="dot" w:pos="9026"/>
-            </w:tabs>
-          </w:pPr>
-          <w:r>
-            <w:t>2.2.2 Vue 3框架</w:t>
-          </w:r>
-          <w:r>
-            <w:tab/>
-          </w:r>
-          <w:r>
-            <w:t>5</w:t>
-          </w:r>
-        </w:p>
-        <w:p>
-          <w:pPr>
-            <w:pStyle w:val="12"/>
-            <w:ind w:left="720"/>
-            <w:tabs>
-              <w:tab w:val="right" w:leader="dot" w:pos="9026"/>
-            </w:tabs>
-          </w:pPr>
-          <w:r>
-            <w:t>2.2.3 MyBatis-Plus框架</w:t>
-          </w:r>
-          <w:r>
-            <w:tab/>
-          </w:r>
-          <w:r>
-            <w:t>6</w:t>
-          </w:r>
-        </w:p>
-        <w:p>
-          <w:pPr>
-            <w:pStyle w:val="12"/>
-            <w:ind w:left="720"/>
-            <w:tabs>
-              <w:tab w:val="right" w:leader="dot" w:pos="9026"/>
-            </w:tabs>
-          </w:pPr>
-          <w:r>
-            <w:t>2.2.4 MySQL数据库</w:t>
-          </w:r>
-          <w:r>
-            <w:tab/>
-          </w:r>
-          <w:r>
-            <w:t>6</w:t>
-          </w:r>
-        </w:p>
-        <w:p>
-          <w:pPr>
-            <w:pStyle w:val="12"/>
-            <w:ind w:left="720"/>
-            <w:tabs>
-              <w:tab w:val="right" w:leader="dot" w:pos="9026"/>
-            </w:tabs>
-          </w:pPr>
-          <w:r>
-            <w:t>2.2.5 Redis技术</w:t>
-          </w:r>
-          <w:r>
-            <w:tab/>
-          </w:r>
-          <w:r>
-            <w:t>7</w:t>
-          </w:r>
-        </w:p>
-        <w:p>
-          <w:pPr>
-            <w:pStyle w:val="12"/>
-            <w:ind w:left="720"/>
-            <w:tabs>
-              <w:tab w:val="right" w:leader="dot" w:pos="9026"/>
-            </w:tabs>
-          </w:pPr>
-          <w:r>
-            <w:t>2.2.6 JWT认证技术</w:t>
-          </w:r>
-          <w:r>
-            <w:tab/>
-          </w:r>
-          <w:r>
-            <w:t>7</w:t>
-          </w:r>
-        </w:p>
-        <w:p>
-          <w:pPr>
-            <w:pStyle w:val="9"/>
-            <w:tabs>
-              <w:tab w:val="right" w:leader="dot" w:pos="9026"/>
-            </w:tabs>
-          </w:pPr>
-          <w:r>
-            <w:t>3 ETMS系统功能性需求分析</w:t>
-          </w:r>
-          <w:r>
-            <w:tab/>
-          </w:r>
-          <w:r>
-            <w:t>8</w:t>
-          </w:r>
-        </w:p>
-        <w:p>
-          <w:pPr>
-            <w:pStyle w:val="11"/>
-            <w:ind w:left="360"/>
-            <w:tabs>
-              <w:tab w:val="right" w:leader="dot" w:pos="9026"/>
-            </w:tabs>
-          </w:pPr>
-          <w:r>
-            <w:t>3.1 管理端功能需求分析</w:t>
-          </w:r>
-          <w:r>
-            <w:tab/>
-          </w:r>
-          <w:r>
-            <w:t>8</w:t>
-          </w:r>
-        </w:p>
-        <w:p>
-          <w:pPr>
-            <w:pStyle w:val="11"/>
-            <w:ind w:left="360"/>
-            <w:tabs>
-              <w:tab w:val="right" w:leader="dot" w:pos="9026"/>
-            </w:tabs>
-          </w:pPr>
-          <w:r>
-            <w:t>3.2 员工端功能需求分析</w:t>
-          </w:r>
-          <w:r>
-            <w:tab/>
-          </w:r>
-          <w:r>
-            <w:t>10</w:t>
-          </w:r>
-        </w:p>
-        <w:p>
-          <w:pPr>
-            <w:pStyle w:val="9"/>
-            <w:tabs>
-              <w:tab w:val="right" w:leader="dot" w:pos="9026"/>
-            </w:tabs>
-          </w:pPr>
-          <w:r>
-            <w:t>4 ETMS系统概要设计</w:t>
-          </w:r>
-          <w:r>
-            <w:tab/>
-          </w:r>
-          <w:r>
-            <w:t>11</w:t>
-          </w:r>
-        </w:p>
-        <w:p>
-          <w:pPr>
-            <w:pStyle w:val="11"/>
-            <w:ind w:left="360"/>
-            <w:tabs>
-              <w:tab w:val="right" w:leader="dot" w:pos="9026"/>
-            </w:tabs>
-          </w:pPr>
-          <w:r>
-            <w:t>4.1 系统总体设计</w:t>
-          </w:r>
-          <w:r>
-            <w:tab/>
-          </w:r>
-          <w:r>
-            <w:t>11</w:t>
-          </w:r>
-        </w:p>
-        <w:p>
-          <w:pPr>
-            <w:pStyle w:val="11"/>
-            <w:ind w:left="360"/>
-            <w:tabs>
-              <w:tab w:val="right" w:leader="dot" w:pos="9026"/>
-            </w:tabs>
-          </w:pPr>
-          <w:r>
-            <w:t>4.2 数据库总体设计</w:t>
-          </w:r>
-          <w:r>
-            <w:tab/>
-          </w:r>
-          <w:r>
-            <w:t>12</w:t>
-          </w:r>
-        </w:p>
-        <w:p>
-          <w:pPr>
-            <w:pStyle w:val="12"/>
-            <w:ind w:left="720"/>
-            <w:tabs>
-              <w:tab w:val="right" w:leader="dot" w:pos="9026"/>
-            </w:tabs>
-          </w:pPr>
-          <w:r>
-            <w:t>4.2.1 E-R图设计</w:t>
-          </w:r>
-          <w:r>
-            <w:tab/>
-          </w:r>
-          <w:r>
-            <w:t>12</w:t>
-          </w:r>
-        </w:p>
-        <w:p>
-          <w:pPr>
-            <w:pStyle w:val="12"/>
-            <w:ind w:left="720"/>
-            <w:tabs>
-              <w:tab w:val="right" w:leader="dot" w:pos="9026"/>
-            </w:tabs>
-          </w:pPr>
-          <w:r>
-            <w:t>4.2.2 数据表设计</w:t>
-          </w:r>
-          <w:r>
-            <w:tab/>
-          </w:r>
-          <w:r>
-            <w:t>13</w:t>
-          </w:r>
-        </w:p>
-        <w:p>
-          <w:pPr>
-            <w:pStyle w:val="9"/>
-            <w:tabs>
-              <w:tab w:val="right" w:leader="dot" w:pos="9026"/>
-            </w:tabs>
-          </w:pPr>
-          <w:r>
-            <w:t>5 ETMS系统详细设计与实现</w:t>
-          </w:r>
-          <w:r>
-            <w:tab/>
-          </w:r>
-          <w:r>
-            <w:t>15</w:t>
-          </w:r>
-        </w:p>
-        <w:p>
-          <w:pPr>
-            <w:pStyle w:val="11"/>
-            <w:ind w:left="360"/>
-            <w:tabs>
-              <w:tab w:val="right" w:leader="dot" w:pos="9026"/>
-            </w:tabs>
-          </w:pPr>
-          <w:r>
-            <w:t>5.1 管理端模块</w:t>
-          </w:r>
-          <w:r>
-            <w:tab/>
-          </w:r>
-          <w:r>
-            <w:t>15</w:t>
-          </w:r>
-        </w:p>
-        <w:p>
-          <w:pPr>
-            <w:pStyle w:val="12"/>
-            <w:ind w:left="720"/>
-            <w:tabs>
-              <w:tab w:val="right" w:leader="dot" w:pos="9026"/>
-            </w:tabs>
-          </w:pPr>
-          <w:r>
-            <w:t>5.1.1 登录管理</w:t>
-          </w:r>
-          <w:r>
-            <w:tab/>
-          </w:r>
-          <w:r>
-            <w:t>15</w:t>
-          </w:r>
-        </w:p>
-        <w:p>
-          <w:pPr>
-            <w:pStyle w:val="12"/>
-            <w:ind w:left="720"/>
-            <w:tabs>
-              <w:tab w:val="right" w:leader="dot" w:pos="9026"/>
-            </w:tabs>
-          </w:pPr>
-          <w:r>
-            <w:t>5.1.2 用户管理模块</w:t>
-          </w:r>
-          <w:r>
-            <w:tab/>
-          </w:r>
-          <w:r>
-            <w:t>16</w:t>
-          </w:r>
-        </w:p>
-        <w:p>
-          <w:pPr>
-            <w:pStyle w:val="12"/>
-            <w:ind w:left="720"/>
-            <w:tabs>
-              <w:tab w:val="right" w:leader="dot" w:pos="9026"/>
-            </w:tabs>
-          </w:pPr>
-          <w:r>
-            <w:t>5.1.3 部门管理模块</w:t>
-          </w:r>
-          <w:r>
-            <w:tab/>
-          </w:r>
-          <w:r>
-            <w:t>17</w:t>
-          </w:r>
-        </w:p>
-        <w:p>
-          <w:pPr>
-            <w:pStyle w:val="12"/>
-            <w:ind w:left="720"/>
-            <w:tabs>
-              <w:tab w:val="right" w:leader="dot" w:pos="9026"/>
-            </w:tabs>
-          </w:pPr>
-          <w:r>
-            <w:t>5.1.4 角色管理模块</w:t>
-          </w:r>
-          <w:r>
-            <w:tab/>
-          </w:r>
-          <w:r>
-            <w:t>18</w:t>
-          </w:r>
-        </w:p>
-        <w:p>
-          <w:pPr>
-            <w:pStyle w:val="12"/>
-            <w:ind w:left="720"/>
-            <w:tabs>
-              <w:tab w:val="right" w:leader="dot" w:pos="9026"/>
-            </w:tabs>
-          </w:pPr>
-          <w:r>
-            <w:t>5.1.5 课程管理模块</w:t>
-          </w:r>
-          <w:r>
-            <w:tab/>
-          </w:r>
-          <w:r>
-            <w:t>19</w:t>
-          </w:r>
-        </w:p>
-        <w:p>
-          <w:pPr>
-            <w:pStyle w:val="12"/>
-            <w:ind w:left="720"/>
-            <w:tabs>
-              <w:tab w:val="right" w:leader="dot" w:pos="9026"/>
-            </w:tabs>
-          </w:pPr>
-          <w:r>
-            <w:t>5.1.6 培训计划管理模块</w:t>
-          </w:r>
-          <w:r>
-            <w:tab/>
-          </w:r>
-          <w:r>
-            <w:t>20</w:t>
-          </w:r>
-        </w:p>
-        <w:p>
-          <w:pPr>
-            <w:pStyle w:val="12"/>
-            <w:ind w:left="720"/>
-            <w:tabs>
-              <w:tab w:val="right" w:leader="dot" w:pos="9026"/>
-            </w:tabs>
-          </w:pPr>
-          <w:r>
-            <w:t>5.1.7 考核管理模块</w:t>
-          </w:r>
-          <w:r>
-            <w:tab/>
-          </w:r>
-          <w:r>
-            <w:t>21</w:t>
-          </w:r>
-        </w:p>
-        <w:p>
-          <w:pPr>
-            <w:pStyle w:val="12"/>
-            <w:ind w:left="720"/>
-            <w:tabs>
-              <w:tab w:val="right" w:leader="dot" w:pos="9026"/>
-            </w:tabs>
-          </w:pPr>
-          <w:r>
-            <w:t>5.1.8 报表分析模块</w:t>
-          </w:r>
-          <w:r>
-            <w:tab/>
-          </w:r>
-          <w:r>
-            <w:t>22</w:t>
-          </w:r>
-        </w:p>
-        <w:p>
-          <w:pPr>
-            <w:pStyle w:val="11"/>
-            <w:ind w:left="360"/>
-            <w:tabs>
-              <w:tab w:val="right" w:leader="dot" w:pos="9026"/>
-            </w:tabs>
-          </w:pPr>
-          <w:r>
-            <w:t>5.2 员工端模块</w:t>
-          </w:r>
-          <w:r>
-            <w:tab/>
-          </w:r>
-          <w:r>
-            <w:t>23</w:t>
-          </w:r>
-        </w:p>
-        <w:p>
-          <w:pPr>
-            <w:pStyle w:val="12"/>
-            <w:ind w:left="720"/>
-            <w:tabs>
-              <w:tab w:val="right" w:leader="dot" w:pos="9026"/>
-            </w:tabs>
-          </w:pPr>
-          <w:r>
-            <w:t>5.2.1 我的课程模块</w:t>
-          </w:r>
-          <w:r>
-            <w:tab/>
-          </w:r>
-          <w:r>
-            <w:t>23</w:t>
-          </w:r>
-        </w:p>
-        <w:p>
-          <w:pPr>
-            <w:pStyle w:val="12"/>
-            <w:ind w:left="720"/>
-            <w:tabs>
-              <w:tab w:val="right" w:leader="dot" w:pos="9026"/>
-            </w:tabs>
-          </w:pPr>
-          <w:r>
-            <w:t>5.2.2 考试答题模块</w:t>
-          </w:r>
-          <w:r>
-            <w:tab/>
-          </w:r>
-          <w:r>
-            <w:t>24</w:t>
-          </w:r>
-        </w:p>
-        <w:p>
-          <w:pPr>
-            <w:pStyle w:val="12"/>
-            <w:ind w:left="720"/>
-            <w:tabs>
-              <w:tab w:val="right" w:leader="dot" w:pos="9026"/>
-            </w:tabs>
-          </w:pPr>
-          <w:r>
-            <w:t>5.2.3 我的成绩模块</w:t>
-          </w:r>
-          <w:r>
-            <w:tab/>
-          </w:r>
-          <w:r>
-            <w:t>25</w:t>
-          </w:r>
-        </w:p>
-        <w:p>
-          <w:pPr>
-            <w:pStyle w:val="9"/>
-            <w:tabs>
-              <w:tab w:val="right" w:leader="dot" w:pos="9026"/>
-            </w:tabs>
-          </w:pPr>
-          <w:r>
-            <w:t>6 ETMS系统功能测试</w:t>
-          </w:r>
-          <w:r>
-            <w:tab/>
-          </w:r>
-          <w:r>
-            <w:t>26</w:t>
-          </w:r>
-        </w:p>
-        <w:p>
-          <w:pPr>
-            <w:pStyle w:val="11"/>
-            <w:ind w:left="360"/>
-            <w:tabs>
-              <w:tab w:val="right" w:leader="dot" w:pos="9026"/>
-            </w:tabs>
-          </w:pPr>
-          <w:r>
-            <w:t>6.1 测试的定义和目的</w:t>
-          </w:r>
-          <w:r>
-            <w:tab/>
-          </w:r>
-          <w:r>
-            <w:t>26</w:t>
-          </w:r>
-        </w:p>
-        <w:p>
-          <w:pPr>
-            <w:pStyle w:val="11"/>
-            <w:ind w:left="360"/>
-            <w:tabs>
-              <w:tab w:val="right" w:leader="dot" w:pos="9026"/>
-            </w:tabs>
-          </w:pPr>
-          <w:r>
-            <w:t>6.2 测试的方法</w:t>
-          </w:r>
-          <w:r>
-            <w:tab/>
-          </w:r>
-          <w:r>
-            <w:t>26</w:t>
-          </w:r>
-        </w:p>
-        <w:p>
-          <w:pPr>
-            <w:pStyle w:val="11"/>
-            <w:ind w:left="360"/>
-            <w:tabs>
-              <w:tab w:val="right" w:leader="dot" w:pos="9026"/>
-            </w:tabs>
-          </w:pPr>
-          <w:r>
-            <w:t>6.3 系统测试</w:t>
-          </w:r>
-          <w:r>
-            <w:tab/>
-          </w:r>
-          <w:r>
-            <w:t>27</w:t>
-          </w:r>
-        </w:p>
-        <w:p>
-          <w:pPr>
-            <w:pStyle w:val="12"/>
-            <w:ind w:left="720"/>
-            <w:tabs>
-              <w:tab w:val="right" w:leader="dot" w:pos="9026"/>
-            </w:tabs>
-          </w:pPr>
-          <w:r>
-            <w:t>6.3.1 管理端模块测试</w:t>
-          </w:r>
-          <w:r>
-            <w:tab/>
-          </w:r>
-          <w:r>
-            <w:t>27</w:t>
-          </w:r>
-        </w:p>
-        <w:p>
-          <w:pPr>
-            <w:pStyle w:val="12"/>
-            <w:ind w:left="720"/>
-            <w:tabs>
-              <w:tab w:val="right" w:leader="dot" w:pos="9026"/>
-            </w:tabs>
-          </w:pPr>
-          <w:r>
-            <w:t>6.3.2 员工端模块测试</w:t>
-          </w:r>
-          <w:r>
-            <w:tab/>
-          </w:r>
-          <w:r>
-            <w:t>28</w:t>
-          </w:r>
-        </w:p>
-        <w:p>
-          <w:pPr>
-            <w:pStyle w:val="9"/>
-            <w:tabs>
-              <w:tab w:val="right" w:leader="dot" w:pos="9026"/>
-            </w:tabs>
-          </w:pPr>
-          <w:r>
-            <w:t>7 结论</w:t>
-          </w:r>
-          <w:r>
-            <w:tab/>
-          </w:r>
-          <w:r>
-            <w:t>29</w:t>
-          </w:r>
-        </w:p>
-        <w:p>
-          <w:pPr>
-            <w:pStyle w:val="9"/>
-            <w:tabs>
-              <w:tab w:val="right" w:leader="dot" w:pos="9026"/>
-            </w:tabs>
-          </w:pPr>
-          <w:r>
-            <w:t>参考文献</w:t>
-          </w:r>
-          <w:r>
-            <w:tab/>
-          </w:r>
-          <w:r>
-            <w:t>30</w:t>
           </w:r>
         </w:p>
         <w:p>
@@ -13652,7 +12871,7 @@
 <w:hdr xmlns:wpc="http://schemas.microsoft.com/office/word/2010/wordprocessingCanvas" xmlns:mc="http://schemas.openxmlformats.org/markup-compatibility/2006" xmlns:o="urn:schemas-microsoft-com:office:office" xmlns:r="http://schemas.openxmlformats.org/officeDocument/2006/relationships" xmlns:m="http://schemas.openxmlformats.org/officeDocument/2006/math" xmlns:v="urn:schemas-microsoft-com:vml" xmlns:wp14="http://schemas.microsoft.com/office/word/2010/wordprocessingDrawing" xmlns:wp="http://schemas.openxmlformats.org/drawingml/2006/wordprocessingDrawing" xmlns:w10="urn:schemas-microsoft-com:office:word" xmlns:w="http://schemas.openxmlformats.org/wordprocessingml/2006/main" xmlns:w14="http://schemas.microsoft.com/office/word/2010/wordml" xmlns:w15="http://schemas.microsoft.com/office/word/2012/wordml" xmlns:wpg="http://schemas.microsoft.com/office/word/2010/wordprocessingGroup" xmlns:wpi="http://schemas.microsoft.com/office/word/2010/wordprocessingInk" xmlns:wne="http://schemas.microsoft.com/office/word/2006/wordml" xmlns:wps="http://schemas.microsoft.com/office/word/2010/wordprocessingShape" xmlns:cx="http://schemas.microsoft.com/office/drawing/2014/chartex" xmlns:cx1="http://schemas.microsoft.com/office/drawing/2015/9/8/chartex" xmlns:cx2="http://schemas.microsoft.com/office/drawing/2015/10/21/chartex" xmlns:cx3="http://schemas.microsoft.com/office/drawing/2016/5/9/chartex" xmlns:cx4="http://schemas.microsoft.com/office/drawing/2016/5/10/chartex" xmlns:cx5="http://schemas.microsoft.com/office/drawing/2016/5/11/chartex" xmlns:cx6="http://schemas.microsoft.com/office/drawing/2016/5/12/chartex" xmlns:cx7="http://schemas.microsoft.com/office/drawing/2016/5/13/chartex" xmlns:cx8="http://schemas.microsoft.com/office/drawing/2016/5/14/chartex" xmlns:w16cid="http://schemas.microsoft.com/office/word/2016/wordml/cid" xmlns:w16se="http://schemas.microsoft.com/office/word/2015/wordml/symex">
   <w:p>
     <w:pPr>
-      <w:jc w:val="left"/>
+      <w:jc w:val="center"/>
     </w:pPr>
     <w:r>
       <w:drawing>
@@ -13702,7 +12921,7 @@
 <w:hdr xmlns:wpc="http://schemas.microsoft.com/office/word/2010/wordprocessingCanvas" xmlns:mc="http://schemas.openxmlformats.org/markup-compatibility/2006" xmlns:o="urn:schemas-microsoft-com:office:office" xmlns:r="http://schemas.openxmlformats.org/officeDocument/2006/relationships" xmlns:m="http://schemas.openxmlformats.org/officeDocument/2006/math" xmlns:v="urn:schemas-microsoft-com:vml" xmlns:wp14="http://schemas.microsoft.com/office/word/2010/wordprocessingDrawing" xmlns:wp="http://schemas.openxmlformats.org/drawingml/2006/wordprocessingDrawing" xmlns:w10="urn:schemas-microsoft-com:office:word" xmlns:w="http://schemas.openxmlformats.org/wordprocessingml/2006/main" xmlns:w14="http://schemas.microsoft.com/office/word/2010/wordml" xmlns:w15="http://schemas.microsoft.com/office/word/2012/wordml" xmlns:wpg="http://schemas.microsoft.com/office/word/2010/wordprocessingGroup" xmlns:wpi="http://schemas.microsoft.com/office/word/2010/wordprocessingInk" xmlns:wne="http://schemas.microsoft.com/office/word/2006/wordml" xmlns:wps="http://schemas.microsoft.com/office/word/2010/wordprocessingShape" xmlns:cx="http://schemas.microsoft.com/office/drawing/2014/chartex" xmlns:cx1="http://schemas.microsoft.com/office/drawing/2015/9/8/chartex" xmlns:cx2="http://schemas.microsoft.com/office/drawing/2015/10/21/chartex" xmlns:cx3="http://schemas.microsoft.com/office/drawing/2016/5/9/chartex" xmlns:cx4="http://schemas.microsoft.com/office/drawing/2016/5/10/chartex" xmlns:cx5="http://schemas.microsoft.com/office/drawing/2016/5/11/chartex" xmlns:cx6="http://schemas.microsoft.com/office/drawing/2016/5/12/chartex" xmlns:cx7="http://schemas.microsoft.com/office/drawing/2016/5/13/chartex" xmlns:cx8="http://schemas.microsoft.com/office/drawing/2016/5/14/chartex" xmlns:w16cid="http://schemas.microsoft.com/office/word/2016/wordml/cid" xmlns:w16se="http://schemas.microsoft.com/office/word/2015/wordml/symex">
   <w:p>
     <w:pPr>
-      <w:jc w:val="left"/>
+      <w:jc w:val="center"/>
     </w:pPr>
     <w:r>
       <w:drawing>
@@ -13752,7 +12971,7 @@
 <w:hdr xmlns:wpc="http://schemas.microsoft.com/office/word/2010/wordprocessingCanvas" xmlns:mc="http://schemas.openxmlformats.org/markup-compatibility/2006" xmlns:o="urn:schemas-microsoft-com:office:office" xmlns:r="http://schemas.openxmlformats.org/officeDocument/2006/relationships" xmlns:m="http://schemas.openxmlformats.org/officeDocument/2006/math" xmlns:v="urn:schemas-microsoft-com:vml" xmlns:wp14="http://schemas.microsoft.com/office/word/2010/wordprocessingDrawing" xmlns:wp="http://schemas.openxmlformats.org/drawingml/2006/wordprocessingDrawing" xmlns:w10="urn:schemas-microsoft-com:office:word" xmlns:w="http://schemas.openxmlformats.org/wordprocessingml/2006/main" xmlns:w14="http://schemas.microsoft.com/office/word/2010/wordml" xmlns:w15="http://schemas.microsoft.com/office/word/2012/wordml" xmlns:wpg="http://schemas.microsoft.com/office/word/2010/wordprocessingGroup" xmlns:wpi="http://schemas.microsoft.com/office/word/2010/wordprocessingInk" xmlns:wne="http://schemas.microsoft.com/office/word/2006/wordml" xmlns:wps="http://schemas.microsoft.com/office/word/2010/wordprocessingShape" xmlns:cx="http://schemas.microsoft.com/office/drawing/2014/chartex" xmlns:cx1="http://schemas.microsoft.com/office/drawing/2015/9/8/chartex" xmlns:cx2="http://schemas.microsoft.com/office/drawing/2015/10/21/chartex" xmlns:cx3="http://schemas.microsoft.com/office/drawing/2016/5/9/chartex" xmlns:cx4="http://schemas.microsoft.com/office/drawing/2016/5/10/chartex" xmlns:cx5="http://schemas.microsoft.com/office/drawing/2016/5/11/chartex" xmlns:cx6="http://schemas.microsoft.com/office/drawing/2016/5/12/chartex" xmlns:cx7="http://schemas.microsoft.com/office/drawing/2016/5/13/chartex" xmlns:cx8="http://schemas.microsoft.com/office/drawing/2016/5/14/chartex" xmlns:w16cid="http://schemas.microsoft.com/office/word/2016/wordml/cid" xmlns:w16se="http://schemas.microsoft.com/office/word/2015/wordml/symex">
   <w:p>
     <w:pPr>
-      <w:jc w:val="left"/>
+      <w:jc w:val="center"/>
     </w:pPr>
     <w:r>
       <w:drawing>

--- a/ETMS毕业论文.docx
+++ b/ETMS毕业论文.docx
@@ -8511,6 +8511,730 @@
     </w:p>
     <w:p>
       <w:pPr>
+        <w:ind w:firstLine="420"/>
+        <w:spacing w:before="180"/>
+      </w:pPr>
+      <w:r>
+        <w:rPr>
+          <w:sz w:val="21"/>
+          <w:szCs w:val="21"/>
+          <w:rFonts w:ascii="宋体" w:hAnsi="宋体" w:eastAsia="宋体"/>
+        </w:rPr>
+        <w:t xml:space="preserve">（6）角色表（sys_role）用于存储系统角色信息，包括角色编码、角色名称、角色描述、数据范围、排序等字段。角色表详细设计如表7所示。</w:t>
+      </w:r>
+    </w:p>
+    <w:p>
+      <w:pPr>
+        <w:jc w:val="center"/>
+        <w:spacing w:before="120"/>
+      </w:pPr>
+      <w:r>
+        <w:rPr>
+          <w:b/>
+          <w:bCs/>
+          <w:sz w:val="21"/>
+          <w:szCs w:val="21"/>
+          <w:rFonts w:ascii="宋体" w:hAnsi="宋体" w:eastAsia="宋体"/>
+        </w:rPr>
+        <w:t xml:space="preserve">表7 sys_role角色表</w:t>
+      </w:r>
+    </w:p>
+    <w:p>
+      <w:pPr>
+        <w:jc w:val="center"/>
+      </w:pPr>
+      <w:r>
+        <w:rPr>
+          <w:b/>
+          <w:bCs/>
+          <w:sz w:val="18"/>
+          <w:szCs w:val="18"/>
+          <w:rFonts w:ascii="宋体" w:hAnsi="宋体" w:eastAsia="宋体"/>
+        </w:rPr>
+        <w:t xml:space="preserve">字段名称		字段类型		是否允许空值	说明</w:t>
+      </w:r>
+    </w:p>
+    <w:p>
+      <w:pPr/>
+      <w:r>
+        <w:rPr>
+          <w:sz w:val="18"/>
+          <w:szCs w:val="18"/>
+          <w:rFonts w:ascii="宋体" w:hAnsi="宋体" w:eastAsia="宋体"/>
+        </w:rPr>
+        <w:t xml:space="preserve">id		BIGINT(20)	否		主键，自增</w:t>
+      </w:r>
+    </w:p>
+    <w:p>
+      <w:pPr/>
+      <w:r>
+        <w:rPr>
+          <w:sz w:val="18"/>
+          <w:szCs w:val="18"/>
+          <w:rFonts w:ascii="宋体" w:hAnsi="宋体" w:eastAsia="宋体"/>
+        </w:rPr>
+        <w:t xml:space="preserve">role_code		VARCHAR(50)	否		角色编码，唯一</w:t>
+      </w:r>
+    </w:p>
+    <w:p>
+      <w:pPr/>
+      <w:r>
+        <w:rPr>
+          <w:sz w:val="18"/>
+          <w:szCs w:val="18"/>
+          <w:rFonts w:ascii="宋体" w:hAnsi="宋体" w:eastAsia="宋体"/>
+        </w:rPr>
+        <w:t xml:space="preserve">role_name		VARCHAR(100)	否		角色名称</w:t>
+      </w:r>
+    </w:p>
+    <w:p>
+      <w:pPr/>
+      <w:r>
+        <w:rPr>
+          <w:sz w:val="18"/>
+          <w:szCs w:val="18"/>
+          <w:rFonts w:ascii="宋体" w:hAnsi="宋体" w:eastAsia="宋体"/>
+        </w:rPr>
+        <w:t xml:space="preserve">role_desc		VARCHAR(500)	是		角色描述</w:t>
+      </w:r>
+    </w:p>
+    <w:p>
+      <w:pPr/>
+      <w:r>
+        <w:rPr>
+          <w:sz w:val="18"/>
+          <w:szCs w:val="18"/>
+          <w:rFonts w:ascii="宋体" w:hAnsi="宋体" w:eastAsia="宋体"/>
+        </w:rPr>
+        <w:t xml:space="preserve">data_scope		TINYINT(1)	否		数据范围</w:t>
+      </w:r>
+    </w:p>
+    <w:p>
+      <w:pPr/>
+      <w:r>
+        <w:rPr>
+          <w:sz w:val="18"/>
+          <w:szCs w:val="18"/>
+          <w:rFonts w:ascii="宋体" w:hAnsi="宋体" w:eastAsia="宋体"/>
+        </w:rPr>
+        <w:t xml:space="preserve">sort_order		INT(11)	否		排序</w:t>
+      </w:r>
+    </w:p>
+    <w:p>
+      <w:pPr/>
+      <w:r>
+        <w:rPr>
+          <w:sz w:val="18"/>
+          <w:szCs w:val="18"/>
+          <w:rFonts w:ascii="宋体" w:hAnsi="宋体" w:eastAsia="宋体"/>
+        </w:rPr>
+        <w:t xml:space="preserve">status		TINYINT(1)	否		状态</w:t>
+      </w:r>
+    </w:p>
+    <w:p>
+      <w:pPr>
+        <w:spacing w:before="180"/>
+      </w:pPr>
+      <w:r>
+        <w:rPr>
+          <w:sz w:val="21"/>
+          <w:szCs w:val="21"/>
+        </w:rPr>
+        <w:t xml:space="preserve"/>
+      </w:r>
+    </w:p>
+    <w:p>
+      <w:pPr>
+        <w:ind w:firstLine="420"/>
+        <w:spacing w:before="120"/>
+      </w:pPr>
+      <w:r>
+        <w:rPr>
+          <w:sz w:val="21"/>
+          <w:szCs w:val="21"/>
+          <w:rFonts w:ascii="宋体" w:hAnsi="宋体" w:eastAsia="宋体"/>
+        </w:rPr>
+        <w:t xml:space="preserve">（7）权限表（sys_permission）用于存储系统权限信息，包括权限编码、权限名称、权限类型（菜单/按钮/API）、上级权限ID、路径等字段。权限表详细设计如表8所示。</w:t>
+      </w:r>
+    </w:p>
+    <w:p>
+      <w:pPr>
+        <w:jc w:val="center"/>
+        <w:spacing w:before="120"/>
+      </w:pPr>
+      <w:r>
+        <w:rPr>
+          <w:b/>
+          <w:bCs/>
+          <w:sz w:val="21"/>
+          <w:szCs w:val="21"/>
+          <w:rFonts w:ascii="宋体" w:hAnsi="宋体" w:eastAsia="宋体"/>
+        </w:rPr>
+        <w:t xml:space="preserve">表8 sys_permission权限表</w:t>
+      </w:r>
+    </w:p>
+    <w:p>
+      <w:pPr>
+        <w:jc w:val="center"/>
+      </w:pPr>
+      <w:r>
+        <w:rPr>
+          <w:b/>
+          <w:bCs/>
+          <w:sz w:val="18"/>
+          <w:szCs w:val="18"/>
+          <w:rFonts w:ascii="宋体" w:hAnsi="宋体" w:eastAsia="宋体"/>
+        </w:rPr>
+        <w:t xml:space="preserve">字段名称		字段类型		是否允许空值	说明</w:t>
+      </w:r>
+    </w:p>
+    <w:p>
+      <w:pPr/>
+      <w:r>
+        <w:rPr>
+          <w:sz w:val="18"/>
+          <w:szCs w:val="18"/>
+          <w:rFonts w:ascii="宋体" w:hAnsi="宋体" w:eastAsia="宋体"/>
+        </w:rPr>
+        <w:t xml:space="preserve">id		BIGINT(20)	否		主键，自增</w:t>
+      </w:r>
+    </w:p>
+    <w:p>
+      <w:pPr/>
+      <w:r>
+        <w:rPr>
+          <w:sz w:val="18"/>
+          <w:szCs w:val="18"/>
+          <w:rFonts w:ascii="宋体" w:hAnsi="宋体" w:eastAsia="宋体"/>
+        </w:rPr>
+        <w:t xml:space="preserve">perm_code		VARCHAR(100)	否		权限编码，唯一</w:t>
+      </w:r>
+    </w:p>
+    <w:p>
+      <w:pPr/>
+      <w:r>
+        <w:rPr>
+          <w:sz w:val="18"/>
+          <w:szCs w:val="18"/>
+          <w:rFonts w:ascii="宋体" w:hAnsi="宋体" w:eastAsia="宋体"/>
+        </w:rPr>
+        <w:t xml:space="preserve">perm_name		VARCHAR(100)	否		权限名称</w:t>
+      </w:r>
+    </w:p>
+    <w:p>
+      <w:pPr/>
+      <w:r>
+        <w:rPr>
+          <w:sz w:val="18"/>
+          <w:szCs w:val="18"/>
+          <w:rFonts w:ascii="宋体" w:hAnsi="宋体" w:eastAsia="宋体"/>
+        </w:rPr>
+        <w:t xml:space="preserve">perm_type		TINYINT(1)	否		类型（1菜单 2按钮 3API）</w:t>
+      </w:r>
+    </w:p>
+    <w:p>
+      <w:pPr/>
+      <w:r>
+        <w:rPr>
+          <w:sz w:val="18"/>
+          <w:szCs w:val="18"/>
+          <w:rFonts w:ascii="宋体" w:hAnsi="宋体" w:eastAsia="宋体"/>
+        </w:rPr>
+        <w:t xml:space="preserve">parent_id		BIGINT(20)	否		上级权限ID</w:t>
+      </w:r>
+    </w:p>
+    <w:p>
+      <w:pPr/>
+      <w:r>
+        <w:rPr>
+          <w:sz w:val="18"/>
+          <w:szCs w:val="18"/>
+          <w:rFonts w:ascii="宋体" w:hAnsi="宋体" w:eastAsia="宋体"/>
+        </w:rPr>
+        <w:t xml:space="preserve">path		VARCHAR(200)	是		路由路径</w:t>
+      </w:r>
+    </w:p>
+    <w:p>
+      <w:pPr/>
+      <w:r>
+        <w:rPr>
+          <w:sz w:val="18"/>
+          <w:szCs w:val="18"/>
+          <w:rFonts w:ascii="宋体" w:hAnsi="宋体" w:eastAsia="宋体"/>
+        </w:rPr>
+        <w:t xml:space="preserve">icon		VARCHAR(100)	是		图标</w:t>
+      </w:r>
+    </w:p>
+    <w:p>
+      <w:pPr/>
+      <w:r>
+        <w:rPr>
+          <w:sz w:val="18"/>
+          <w:szCs w:val="18"/>
+          <w:rFonts w:ascii="宋体" w:hAnsi="宋体" w:eastAsia="宋体"/>
+        </w:rPr>
+        <w:t xml:space="preserve">sort_order		INT(11)	否		排序</w:t>
+      </w:r>
+    </w:p>
+    <w:p>
+      <w:pPr>
+        <w:spacing w:before="180"/>
+      </w:pPr>
+      <w:r>
+        <w:rPr>
+          <w:sz w:val="21"/>
+          <w:szCs w:val="21"/>
+        </w:rPr>
+        <w:t xml:space="preserve"/>
+      </w:r>
+    </w:p>
+    <w:p>
+      <w:pPr>
+        <w:ind w:firstLine="420"/>
+        <w:spacing w:before="120"/>
+      </w:pPr>
+      <w:r>
+        <w:rPr>
+          <w:sz w:val="21"/>
+          <w:szCs w:val="21"/>
+          <w:rFonts w:ascii="宋体" w:hAnsi="宋体" w:eastAsia="宋体"/>
+        </w:rPr>
+        <w:t xml:space="preserve">（8）试卷表（exam_paper）用于存储考试试卷信息，包括试卷名称、总分、及格分数、考试时长、开始时间、结束时间等字段。试卷表详细设计如表9所示。</w:t>
+      </w:r>
+    </w:p>
+    <w:p>
+      <w:pPr>
+        <w:jc w:val="center"/>
+        <w:spacing w:before="120"/>
+      </w:pPr>
+      <w:r>
+        <w:rPr>
+          <w:b/>
+          <w:bCs/>
+          <w:sz w:val="21"/>
+          <w:szCs w:val="21"/>
+          <w:rFonts w:ascii="宋体" w:hAnsi="宋体" w:eastAsia="宋体"/>
+        </w:rPr>
+        <w:t xml:space="preserve">表9 exam_paper试卷表</w:t>
+      </w:r>
+    </w:p>
+    <w:p>
+      <w:pPr>
+        <w:jc w:val="center"/>
+      </w:pPr>
+      <w:r>
+        <w:rPr>
+          <w:b/>
+          <w:bCs/>
+          <w:sz w:val="18"/>
+          <w:szCs w:val="18"/>
+          <w:rFonts w:ascii="宋体" w:hAnsi="宋体" w:eastAsia="宋体"/>
+        </w:rPr>
+        <w:t xml:space="preserve">字段名称		字段类型		是否允许空值	说明</w:t>
+      </w:r>
+    </w:p>
+    <w:p>
+      <w:pPr/>
+      <w:r>
+        <w:rPr>
+          <w:sz w:val="18"/>
+          <w:szCs w:val="18"/>
+          <w:rFonts w:ascii="宋体" w:hAnsi="宋体" w:eastAsia="宋体"/>
+        </w:rPr>
+        <w:t xml:space="preserve">id		BIGINT(20)	否		主键，自增</w:t>
+      </w:r>
+    </w:p>
+    <w:p>
+      <w:pPr/>
+      <w:r>
+        <w:rPr>
+          <w:sz w:val="18"/>
+          <w:szCs w:val="18"/>
+          <w:rFonts w:ascii="宋体" w:hAnsi="宋体" w:eastAsia="宋体"/>
+        </w:rPr>
+        <w:t xml:space="preserve">paper_name		VARCHAR(100)	否		试卷名称</w:t>
+      </w:r>
+    </w:p>
+    <w:p>
+      <w:pPr/>
+      <w:r>
+        <w:rPr>
+          <w:sz w:val="18"/>
+          <w:szCs w:val="18"/>
+          <w:rFonts w:ascii="宋体" w:hAnsi="宋体" w:eastAsia="宋体"/>
+        </w:rPr>
+        <w:t xml:space="preserve">total_score		INT(11)	否		总分</w:t>
+      </w:r>
+    </w:p>
+    <w:p>
+      <w:pPr/>
+      <w:r>
+        <w:rPr>
+          <w:sz w:val="18"/>
+          <w:szCs w:val="18"/>
+          <w:rFonts w:ascii="宋体" w:hAnsi="宋体" w:eastAsia="宋体"/>
+        </w:rPr>
+        <w:t xml:space="preserve">pass_score		INT(11)	否		及格分数</w:t>
+      </w:r>
+    </w:p>
+    <w:p>
+      <w:pPr/>
+      <w:r>
+        <w:rPr>
+          <w:sz w:val="18"/>
+          <w:szCs w:val="18"/>
+          <w:rFonts w:ascii="宋体" w:hAnsi="宋体" w:eastAsia="宋体"/>
+        </w:rPr>
+        <w:t xml:space="preserve">exam_duration		INT(11)	否		考试时长（分钟）</w:t>
+      </w:r>
+    </w:p>
+    <w:p>
+      <w:pPr/>
+      <w:r>
+        <w:rPr>
+          <w:sz w:val="18"/>
+          <w:szCs w:val="18"/>
+          <w:rFonts w:ascii="宋体" w:hAnsi="宋体" w:eastAsia="宋体"/>
+        </w:rPr>
+        <w:t xml:space="preserve">start_time		DATETIME	是		考试开始时间</w:t>
+      </w:r>
+    </w:p>
+    <w:p>
+      <w:pPr/>
+      <w:r>
+        <w:rPr>
+          <w:sz w:val="18"/>
+          <w:szCs w:val="18"/>
+          <w:rFonts w:ascii="宋体" w:hAnsi="宋体" w:eastAsia="宋体"/>
+        </w:rPr>
+        <w:t xml:space="preserve">end_time		DATETIME	是		考试结束时间</w:t>
+      </w:r>
+    </w:p>
+    <w:p>
+      <w:pPr/>
+      <w:r>
+        <w:rPr>
+          <w:sz w:val="18"/>
+          <w:szCs w:val="18"/>
+          <w:rFonts w:ascii="宋体" w:hAnsi="宋体" w:eastAsia="宋体"/>
+        </w:rPr>
+        <w:t xml:space="preserve">question_count		INT(11)	否		题目数量</w:t>
+      </w:r>
+    </w:p>
+    <w:p>
+      <w:pPr/>
+      <w:r>
+        <w:rPr>
+          <w:sz w:val="18"/>
+          <w:szCs w:val="18"/>
+          <w:rFonts w:ascii="宋体" w:hAnsi="宋体" w:eastAsia="宋体"/>
+        </w:rPr>
+        <w:t xml:space="preserve">status		TINYINT(1)	否		状态（0草稿 1已发布 2已禁用）</w:t>
+      </w:r>
+    </w:p>
+    <w:p>
+      <w:pPr>
+        <w:spacing w:before="180"/>
+      </w:pPr>
+      <w:r>
+        <w:rPr>
+          <w:sz w:val="21"/>
+          <w:szCs w:val="21"/>
+        </w:rPr>
+        <w:t xml:space="preserve"/>
+      </w:r>
+    </w:p>
+    <w:p>
+      <w:pPr>
+        <w:ind w:firstLine="420"/>
+        <w:spacing w:before="120"/>
+      </w:pPr>
+      <w:r>
+        <w:rPr>
+          <w:sz w:val="21"/>
+          <w:szCs w:val="21"/>
+          <w:rFonts w:ascii="宋体" w:hAnsi="宋体" w:eastAsia="宋体"/>
+        </w:rPr>
+        <w:t xml:space="preserve">（9）学习进度表（learning_progress）用于记录员工对各门课程的学习进度，包括学习进度百分比、学习时长、完成时间等字段。学习进度表详细设计如表10所示。</w:t>
+      </w:r>
+    </w:p>
+    <w:p>
+      <w:pPr>
+        <w:jc w:val="center"/>
+        <w:spacing w:before="120"/>
+      </w:pPr>
+      <w:r>
+        <w:rPr>
+          <w:b/>
+          <w:bCs/>
+          <w:sz w:val="21"/>
+          <w:szCs w:val="21"/>
+          <w:rFonts w:ascii="宋体" w:hAnsi="宋体" w:eastAsia="宋体"/>
+        </w:rPr>
+        <w:t xml:space="preserve">表10 learning_progress学习进度表</w:t>
+      </w:r>
+    </w:p>
+    <w:p>
+      <w:pPr>
+        <w:jc w:val="center"/>
+      </w:pPr>
+      <w:r>
+        <w:rPr>
+          <w:b/>
+          <w:bCs/>
+          <w:sz w:val="18"/>
+          <w:szCs w:val="18"/>
+          <w:rFonts w:ascii="宋体" w:hAnsi="宋体" w:eastAsia="宋体"/>
+        </w:rPr>
+        <w:t xml:space="preserve">字段名称		字段类型		是否允许空值	说明</w:t>
+      </w:r>
+    </w:p>
+    <w:p>
+      <w:pPr/>
+      <w:r>
+        <w:rPr>
+          <w:sz w:val="18"/>
+          <w:szCs w:val="18"/>
+          <w:rFonts w:ascii="宋体" w:hAnsi="宋体" w:eastAsia="宋体"/>
+        </w:rPr>
+        <w:t xml:space="preserve">id		BIGINT(20)	否		主键，自增</w:t>
+      </w:r>
+    </w:p>
+    <w:p>
+      <w:pPr/>
+      <w:r>
+        <w:rPr>
+          <w:sz w:val="18"/>
+          <w:szCs w:val="18"/>
+          <w:rFonts w:ascii="宋体" w:hAnsi="宋体" w:eastAsia="宋体"/>
+        </w:rPr>
+        <w:t xml:space="preserve">user_id		BIGINT(20)	否		用户ID</w:t>
+      </w:r>
+    </w:p>
+    <w:p>
+      <w:pPr/>
+      <w:r>
+        <w:rPr>
+          <w:sz w:val="18"/>
+          <w:szCs w:val="18"/>
+          <w:rFonts w:ascii="宋体" w:hAnsi="宋体" w:eastAsia="宋体"/>
+        </w:rPr>
+        <w:t xml:space="preserve">plan_id		BIGINT(20)	否		培训计划ID</w:t>
+      </w:r>
+    </w:p>
+    <w:p>
+      <w:pPr/>
+      <w:r>
+        <w:rPr>
+          <w:sz w:val="18"/>
+          <w:szCs w:val="18"/>
+          <w:rFonts w:ascii="宋体" w:hAnsi="宋体" w:eastAsia="宋体"/>
+        </w:rPr>
+        <w:t xml:space="preserve">course_id		BIGINT(20)	否		课程ID</w:t>
+      </w:r>
+    </w:p>
+    <w:p>
+      <w:pPr/>
+      <w:r>
+        <w:rPr>
+          <w:sz w:val="18"/>
+          <w:szCs w:val="18"/>
+          <w:rFonts w:ascii="宋体" w:hAnsi="宋体" w:eastAsia="宋体"/>
+        </w:rPr>
+        <w:t xml:space="preserve">progress		INT(11)	否		学习进度（0-100）</w:t>
+      </w:r>
+    </w:p>
+    <w:p>
+      <w:pPr/>
+      <w:r>
+        <w:rPr>
+          <w:sz w:val="18"/>
+          <w:szCs w:val="18"/>
+          <w:rFonts w:ascii="宋体" w:hAnsi="宋体" w:eastAsia="宋体"/>
+        </w:rPr>
+        <w:t xml:space="preserve">duration		INT(11)	否		学习时长（分钟）</w:t>
+      </w:r>
+    </w:p>
+    <w:p>
+      <w:pPr/>
+      <w:r>
+        <w:rPr>
+          <w:sz w:val="18"/>
+          <w:szCs w:val="18"/>
+          <w:rFonts w:ascii="宋体" w:hAnsi="宋体" w:eastAsia="宋体"/>
+        </w:rPr>
+        <w:t xml:space="preserve">complete_time		DATETIME	是		完成时间</w:t>
+      </w:r>
+    </w:p>
+    <w:p>
+      <w:pPr/>
+      <w:r>
+        <w:rPr>
+          <w:sz w:val="18"/>
+          <w:szCs w:val="18"/>
+          <w:rFonts w:ascii="宋体" w:hAnsi="宋体" w:eastAsia="宋体"/>
+        </w:rPr>
+        <w:t xml:space="preserve">status		TINYINT(1)	否		状态</w:t>
+      </w:r>
+    </w:p>
+    <w:p>
+      <w:pPr>
+        <w:spacing w:before="180"/>
+      </w:pPr>
+      <w:r>
+        <w:rPr>
+          <w:sz w:val="21"/>
+          <w:szCs w:val="21"/>
+        </w:rPr>
+        <w:t xml:space="preserve"/>
+      </w:r>
+    </w:p>
+    <w:p>
+      <w:pPr>
+        <w:ind w:firstLine="420"/>
+        <w:spacing w:before="120"/>
+      </w:pPr>
+      <w:r>
+        <w:rPr>
+          <w:sz w:val="21"/>
+          <w:szCs w:val="21"/>
+          <w:rFonts w:ascii="宋体" w:hAnsi="宋体" w:eastAsia="宋体"/>
+        </w:rPr>
+        <w:t xml:space="preserve">（10）部门表（sys_dept）用于存储组织部门的层级结构信息，包括部门名称、部门编码、上级部门、负责人、层级等字段。部门表详细设计如表11所示。</w:t>
+      </w:r>
+    </w:p>
+    <w:p>
+      <w:pPr>
+        <w:jc w:val="center"/>
+        <w:spacing w:before="120"/>
+      </w:pPr>
+      <w:r>
+        <w:rPr>
+          <w:b/>
+          <w:bCs/>
+          <w:sz w:val="21"/>
+          <w:szCs w:val="21"/>
+          <w:rFonts w:ascii="宋体" w:hAnsi="宋体" w:eastAsia="宋体"/>
+        </w:rPr>
+        <w:t xml:space="preserve">表11 sys_dept部门表</w:t>
+      </w:r>
+    </w:p>
+    <w:p>
+      <w:pPr>
+        <w:jc w:val="center"/>
+      </w:pPr>
+      <w:r>
+        <w:rPr>
+          <w:b/>
+          <w:bCs/>
+          <w:sz w:val="18"/>
+          <w:szCs w:val="18"/>
+          <w:rFonts w:ascii="宋体" w:hAnsi="宋体" w:eastAsia="宋体"/>
+        </w:rPr>
+        <w:t xml:space="preserve">字段名称		字段类型		是否允许空值	说明</w:t>
+      </w:r>
+    </w:p>
+    <w:p>
+      <w:pPr/>
+      <w:r>
+        <w:rPr>
+          <w:sz w:val="18"/>
+          <w:szCs w:val="18"/>
+          <w:rFonts w:ascii="宋体" w:hAnsi="宋体" w:eastAsia="宋体"/>
+        </w:rPr>
+        <w:t xml:space="preserve">id		BIGINT(20)	否		主键，自增</w:t>
+      </w:r>
+    </w:p>
+    <w:p>
+      <w:pPr/>
+      <w:r>
+        <w:rPr>
+          <w:sz w:val="18"/>
+          <w:szCs w:val="18"/>
+          <w:rFonts w:ascii="宋体" w:hAnsi="宋体" w:eastAsia="宋体"/>
+        </w:rPr>
+        <w:t xml:space="preserve">parent_id		BIGINT(20)	否		上级部门ID</w:t>
+      </w:r>
+    </w:p>
+    <w:p>
+      <w:pPr/>
+      <w:r>
+        <w:rPr>
+          <w:sz w:val="18"/>
+          <w:szCs w:val="18"/>
+          <w:rFonts w:ascii="宋体" w:hAnsi="宋体" w:eastAsia="宋体"/>
+        </w:rPr>
+        <w:t xml:space="preserve">dept_name		VARCHAR(100)	否		部门名称</w:t>
+      </w:r>
+    </w:p>
+    <w:p>
+      <w:pPr/>
+      <w:r>
+        <w:rPr>
+          <w:sz w:val="18"/>
+          <w:szCs w:val="18"/>
+          <w:rFonts w:ascii="宋体" w:hAnsi="宋体" w:eastAsia="宋体"/>
+        </w:rPr>
+        <w:t xml:space="preserve">dept_code		VARCHAR(50)	否		部门编码</w:t>
+      </w:r>
+    </w:p>
+    <w:p>
+      <w:pPr/>
+      <w:r>
+        <w:rPr>
+          <w:sz w:val="18"/>
+          <w:szCs w:val="18"/>
+          <w:rFonts w:ascii="宋体" w:hAnsi="宋体" w:eastAsia="宋体"/>
+        </w:rPr>
+        <w:t xml:space="preserve">leader_id		BIGINT(20)	是		负责人ID</w:t>
+      </w:r>
+    </w:p>
+    <w:p>
+      <w:pPr/>
+      <w:r>
+        <w:rPr>
+          <w:sz w:val="18"/>
+          <w:szCs w:val="18"/>
+          <w:rFonts w:ascii="宋体" w:hAnsi="宋体" w:eastAsia="宋体"/>
+        </w:rPr>
+        <w:t xml:space="preserve">sort_order		INT(11)	否		排序</w:t>
+      </w:r>
+    </w:p>
+    <w:p>
+      <w:pPr/>
+      <w:r>
+        <w:rPr>
+          <w:sz w:val="18"/>
+          <w:szCs w:val="18"/>
+          <w:rFonts w:ascii="宋体" w:hAnsi="宋体" w:eastAsia="宋体"/>
+        </w:rPr>
+        <w:t xml:space="preserve">level		INT(11)	否		层级</w:t>
+      </w:r>
+    </w:p>
+    <w:p>
+      <w:pPr/>
+      <w:r>
+        <w:rPr>
+          <w:sz w:val="18"/>
+          <w:szCs w:val="18"/>
+          <w:rFonts w:ascii="宋体" w:hAnsi="宋体" w:eastAsia="宋体"/>
+        </w:rPr>
+        <w:t xml:space="preserve">ancestors		VARCHAR(500)	是		祖级列表</w:t>
+      </w:r>
+    </w:p>
+    <w:p>
+      <w:pPr/>
+      <w:r>
+        <w:rPr>
+          <w:sz w:val="18"/>
+          <w:szCs w:val="18"/>
+          <w:rFonts w:ascii="宋体" w:hAnsi="宋体" w:eastAsia="宋体"/>
+        </w:rPr>
+        <w:t xml:space="preserve">status		TINYINT(1)	否		状态</w:t>
+      </w:r>
+    </w:p>
+    <w:p>
+      <w:pPr>
         <w:spacing w:after="60" w:before="120" w:line="360" w:lineRule="auto"/>
         <w:jc w:val="center"/>
       </w:pPr>
@@ -9662,6 +10386,337 @@
     </w:p>
     <w:p>
       <w:pPr>
+        <w:ind w:firstLine="420"/>
+        <w:spacing w:before="120"/>
+      </w:pPr>
+      <w:r>
+        <w:rPr>
+          <w:sz w:val="21"/>
+          <w:szCs w:val="21"/>
+          <w:rFonts w:ascii="宋体" w:hAnsi="宋体" w:eastAsia="宋体"/>
+        </w:rPr>
+        <w:t xml:space="preserve">登录接口核心代码如下：</w:t>
+      </w:r>
+    </w:p>
+    <w:p>
+      <w:pPr/>
+      <w:r>
+        <w:rPr>
+          <w:sz w:val="18"/>
+          <w:szCs w:val="18"/>
+          <w:rFonts w:ascii="Courier New" w:hAnsi="Courier New" w:eastAsia="宋体"/>
+        </w:rPr>
+        <w:t xml:space="preserve">@RateLimiter(key = "login", limit = 5, period = 60)</w:t>
+      </w:r>
+    </w:p>
+    <w:p>
+      <w:pPr/>
+      <w:r>
+        <w:rPr>
+          <w:sz w:val="18"/>
+          <w:szCs w:val="18"/>
+          <w:rFonts w:ascii="Courier New" w:hAnsi="Courier New" w:eastAsia="宋体"/>
+        </w:rPr>
+        <w:t xml:space="preserve">@PostMapping("/login")</w:t>
+      </w:r>
+    </w:p>
+    <w:p>
+      <w:pPr/>
+      <w:r>
+        <w:rPr>
+          <w:sz w:val="18"/>
+          <w:szCs w:val="18"/>
+          <w:rFonts w:ascii="Courier New" w:hAnsi="Courier New" w:eastAsia="宋体"/>
+        </w:rPr>
+        <w:t xml:space="preserve">public Result&lt;LoginVO&gt; login(@Valid @RequestBody LoginDTO loginDTO,</w:t>
+      </w:r>
+    </w:p>
+    <w:p>
+      <w:pPr/>
+      <w:r>
+        <w:rPr>
+          <w:sz w:val="18"/>
+          <w:szCs w:val="18"/>
+          <w:rFonts w:ascii="Courier New" w:hAnsi="Courier New" w:eastAsia="宋体"/>
+        </w:rPr>
+        <w:t xml:space="preserve">        HttpServletRequest request) {</w:t>
+      </w:r>
+    </w:p>
+    <w:p>
+      <w:pPr/>
+      <w:r>
+        <w:rPr>
+          <w:sz w:val="18"/>
+          <w:szCs w:val="18"/>
+          <w:rFonts w:ascii="Courier New" w:hAnsi="Courier New" w:eastAsia="宋体"/>
+        </w:rPr>
+        <w:t xml:space="preserve">    LoginVO loginVO = userService.login(loginDTO, request);</w:t>
+      </w:r>
+    </w:p>
+    <w:p>
+      <w:pPr/>
+      <w:r>
+        <w:rPr>
+          <w:sz w:val="18"/>
+          <w:szCs w:val="18"/>
+          <w:rFonts w:ascii="Courier New" w:hAnsi="Courier New" w:eastAsia="宋体"/>
+        </w:rPr>
+        <w:t xml:space="preserve">    return Result.success("登录成功", loginVO);</w:t>
+      </w:r>
+    </w:p>
+    <w:p>
+      <w:pPr/>
+      <w:r>
+        <w:rPr>
+          <w:sz w:val="18"/>
+          <w:szCs w:val="18"/>
+          <w:rFonts w:ascii="Courier New" w:hAnsi="Courier New" w:eastAsia="宋体"/>
+        </w:rPr>
+        <w:t xml:space="preserve">}</w:t>
+      </w:r>
+    </w:p>
+    <w:p>
+      <w:pPr/>
+      <w:r>
+        <w:rPr>
+          <w:sz w:val="21"/>
+          <w:szCs w:val="21"/>
+        </w:rPr>
+        <w:t xml:space="preserve"/>
+      </w:r>
+    </w:p>
+    <w:p>
+      <w:pPr>
+        <w:ind w:firstLine="420"/>
+        <w:spacing w:before="120"/>
+      </w:pPr>
+      <w:r>
+        <w:rPr>
+          <w:sz w:val="21"/>
+          <w:szCs w:val="21"/>
+          <w:rFonts w:ascii="宋体" w:hAnsi="宋体" w:eastAsia="宋体"/>
+        </w:rPr>
+        <w:t xml:space="preserve">登录核心代码讲解如下：</w:t>
+      </w:r>
+    </w:p>
+    <w:p>
+      <w:pPr>
+        <w:ind w:firstLine="420"/>
+        <w:spacing w:before="60"/>
+      </w:pPr>
+      <w:r>
+        <w:rPr>
+          <w:sz w:val="21"/>
+          <w:szCs w:val="21"/>
+          <w:rFonts w:ascii="宋体" w:hAnsi="宋体" w:eastAsia="宋体"/>
+        </w:rPr>
+        <w:t xml:space="preserve">登录接口的核心实现如上所示。首先通过@RateLimiter注解实现接口限流，每分钟最多允许5次登录请求，有效防止暴力破解攻击。当用户提交登录信息后，系统在UserServiceImpl.login()方法中依次执行账户锁定检查、账户状态检查、Spring Security身份认证等流程。认证成功后，系统通过JwtTokenProvider生成JWT令牌，并将令牌、用户角色、权限等信息封装到LoginVO中返回给前端。前端收到响应后，将令牌存储在localStorage中，并在后续请求的Authorization请求头中携带该令牌。若连续登录失败超过5次，系统会自动锁定账户30分钟，锁定时间到期后自动解锁。</w:t>
+      </w:r>
+    </w:p>
+    <w:p>
+      <w:pPr/>
+      <w:r>
+        <w:rPr>
+          <w:sz w:val="21"/>
+          <w:szCs w:val="21"/>
+        </w:rPr>
+        <w:t xml:space="preserve"/>
+      </w:r>
+    </w:p>
+    <w:p>
+      <w:pPr>
+        <w:ind w:firstLine="420"/>
+        <w:spacing w:before="120"/>
+      </w:pPr>
+      <w:r>
+        <w:rPr>
+          <w:sz w:val="21"/>
+          <w:szCs w:val="21"/>
+          <w:rFonts w:ascii="宋体" w:hAnsi="宋体" w:eastAsia="宋体"/>
+        </w:rPr>
+        <w:t xml:space="preserve">登录认证核心流程代码如下：</w:t>
+      </w:r>
+    </w:p>
+    <w:p>
+      <w:pPr/>
+      <w:r>
+        <w:rPr>
+          <w:sz w:val="18"/>
+          <w:szCs w:val="18"/>
+          <w:rFonts w:ascii="Courier New" w:hAnsi="Courier New" w:eastAsia="宋体"/>
+        </w:rPr>
+        <w:t xml:space="preserve">@Override</w:t>
+      </w:r>
+    </w:p>
+    <w:p>
+      <w:pPr/>
+      <w:r>
+        <w:rPr>
+          <w:sz w:val="18"/>
+          <w:szCs w:val="18"/>
+          <w:rFonts w:ascii="Courier New" w:hAnsi="Courier New" w:eastAsia="宋体"/>
+        </w:rPr>
+        <w:t xml:space="preserve">public LoginVO login(LoginDTO loginDTO, HttpServletRequest request) {</w:t>
+      </w:r>
+    </w:p>
+    <w:p>
+      <w:pPr/>
+      <w:r>
+        <w:rPr>
+          <w:sz w:val="18"/>
+          <w:szCs w:val="18"/>
+          <w:rFonts w:ascii="Courier New" w:hAnsi="Courier New" w:eastAsia="宋体"/>
+        </w:rPr>
+        <w:t xml:space="preserve">    User user = baseMapper.selectByUsername(loginDTO.getUsername());</w:t>
+      </w:r>
+    </w:p>
+    <w:p>
+      <w:pPr/>
+      <w:r>
+        <w:rPr>
+          <w:sz w:val="18"/>
+          <w:szCs w:val="18"/>
+          <w:rFonts w:ascii="Courier New" w:hAnsi="Courier New" w:eastAsia="宋体"/>
+        </w:rPr>
+        <w:t xml:space="preserve">    if (user.getLockTime() != null &amp;&amp; user.getLockTime().isAfter(LocalDateTime.now())) {</w:t>
+      </w:r>
+    </w:p>
+    <w:p>
+      <w:pPr/>
+      <w:r>
+        <w:rPr>
+          <w:sz w:val="18"/>
+          <w:szCs w:val="18"/>
+          <w:rFonts w:ascii="Courier New" w:hAnsi="Courier New" w:eastAsia="宋体"/>
+        </w:rPr>
+        <w:t xml:space="preserve">        long remainingMinutes = Duration.between(LocalDateTime.now(), user.getLockTime()).toMinutes();</w:t>
+      </w:r>
+    </w:p>
+    <w:p>
+      <w:pPr/>
+      <w:r>
+        <w:rPr>
+          <w:sz w:val="18"/>
+          <w:szCs w:val="18"/>
+          <w:rFonts w:ascii="Courier New" w:hAnsi="Courier New" w:eastAsia="宋体"/>
+        </w:rPr>
+        <w:t xml:space="preserve">        throw new BusinessException("账户已锁定，请在" + remainingMinutes + "分钟后重试");</w:t>
+      </w:r>
+    </w:p>
+    <w:p>
+      <w:pPr/>
+      <w:r>
+        <w:rPr>
+          <w:sz w:val="18"/>
+          <w:szCs w:val="18"/>
+          <w:rFonts w:ascii="Courier New" w:hAnsi="Courier New" w:eastAsia="宋体"/>
+        </w:rPr>
+        <w:t xml:space="preserve">    }</w:t>
+      </w:r>
+    </w:p>
+    <w:p>
+      <w:pPr/>
+      <w:r>
+        <w:rPr>
+          <w:sz w:val="18"/>
+          <w:szCs w:val="18"/>
+          <w:rFonts w:ascii="Courier New" w:hAnsi="Courier New" w:eastAsia="宋体"/>
+        </w:rPr>
+        <w:t xml:space="preserve">    Authentication authentication = authenticationManager.authenticate(</w:t>
+      </w:r>
+    </w:p>
+    <w:p>
+      <w:pPr/>
+      <w:r>
+        <w:rPr>
+          <w:sz w:val="18"/>
+          <w:szCs w:val="18"/>
+          <w:rFonts w:ascii="Courier New" w:hAnsi="Courier New" w:eastAsia="宋体"/>
+        </w:rPr>
+        <w:t xml:space="preserve">        new UsernamePasswordAuthenticationToken(loginDTO.getUsername(), loginDTO.getPassword()));</w:t>
+      </w:r>
+    </w:p>
+    <w:p>
+      <w:pPr/>
+      <w:r>
+        <w:rPr>
+          <w:sz w:val="18"/>
+          <w:szCs w:val="18"/>
+          <w:rFonts w:ascii="Courier New" w:hAnsi="Courier New" w:eastAsia="宋体"/>
+        </w:rPr>
+        <w:t xml:space="preserve">    resetLoginFailCount(user.getId());</w:t>
+      </w:r>
+    </w:p>
+    <w:p>
+      <w:pPr/>
+      <w:r>
+        <w:rPr>
+          <w:sz w:val="18"/>
+          <w:szCs w:val="18"/>
+          <w:rFonts w:ascii="Courier New" w:hAnsi="Courier New" w:eastAsia="宋体"/>
+        </w:rPr>
+        <w:t xml:space="preserve">    String token = jwtTokenProvider.generateToken(authentication);</w:t>
+      </w:r>
+    </w:p>
+    <w:p>
+      <w:pPr/>
+      <w:r>
+        <w:rPr>
+          <w:sz w:val="18"/>
+          <w:szCs w:val="18"/>
+          <w:rFonts w:ascii="Courier New" w:hAnsi="Courier New" w:eastAsia="宋体"/>
+        </w:rPr>
+        <w:t xml:space="preserve">    // ... 构建返回对象</w:t>
+      </w:r>
+    </w:p>
+    <w:p>
+      <w:pPr/>
+      <w:r>
+        <w:rPr>
+          <w:sz w:val="18"/>
+          <w:szCs w:val="18"/>
+          <w:rFonts w:ascii="Courier New" w:hAnsi="Courier New" w:eastAsia="宋体"/>
+        </w:rPr>
+        <w:t xml:space="preserve">    return loginVO;</w:t>
+      </w:r>
+    </w:p>
+    <w:p>
+      <w:pPr/>
+      <w:r>
+        <w:rPr>
+          <w:sz w:val="18"/>
+          <w:szCs w:val="18"/>
+          <w:rFonts w:ascii="Courier New" w:hAnsi="Courier New" w:eastAsia="宋体"/>
+        </w:rPr>
+        <w:t xml:space="preserve">}</w:t>
+      </w:r>
+    </w:p>
+    <w:p>
+      <w:pPr/>
+      <w:r>
+        <w:rPr>
+          <w:sz w:val="21"/>
+          <w:szCs w:val="21"/>
+        </w:rPr>
+        <w:t xml:space="preserve"/>
+      </w:r>
+    </w:p>
+    <w:p>
+      <w:pPr>
+        <w:ind w:firstLine="420"/>
+        <w:spacing w:before="60"/>
+      </w:pPr>
+      <w:r>
+        <w:rPr>
+          <w:sz w:val="21"/>
+          <w:szCs w:val="21"/>
+          <w:rFonts w:ascii="宋体" w:hAnsi="宋体" w:eastAsia="宋体"/>
+        </w:rPr>
+        <w:t xml:space="preserve">UserServiceImpl.login()方法的核心流程如上所示。该方法首先从数据库中查询用户信息，检查账户的锁定状态，若账户仍处于锁定期内则抛出异常并提示剩余锁定时间。通过检查后，调用Spring Security的AuthenticationManager进行身份认证，密码采用BCrypt算法进行加密比对。认证成功后重置失败计数，通过JwtTokenProvider生成包含用户名和权限信息的JWT令牌。若认证失败，则调用handleLoginFail()方法递增失败计数，当失败次数达到5次时自动锁定账户30分钟，锁定机制采用数据库原子操作确保并发安全。</w:t>
+      </w:r>
+    </w:p>
+    <w:p>
+      <w:pPr>
         <w:spacing w:after="120" w:before="60" w:line="360" w:lineRule="auto"/>
         <w:jc w:val="center"/>
       </w:pPr>
@@ -9726,6 +10781,444 @@
     </w:p>
     <w:p>
       <w:pPr>
+        <w:ind w:firstLine="420"/>
+        <w:spacing w:before="120"/>
+      </w:pPr>
+      <w:r>
+        <w:rPr>
+          <w:sz w:val="21"/>
+          <w:szCs w:val="21"/>
+          <w:rFonts w:ascii="宋体" w:hAnsi="宋体" w:eastAsia="宋体"/>
+        </w:rPr>
+        <w:t xml:space="preserve">新增用户核心代码如下：</w:t>
+      </w:r>
+    </w:p>
+    <w:p>
+      <w:pPr/>
+      <w:r>
+        <w:rPr>
+          <w:sz w:val="18"/>
+          <w:szCs w:val="18"/>
+          <w:rFonts w:ascii="Courier New" w:hAnsi="Courier New" w:eastAsia="宋体"/>
+        </w:rPr>
+        <w:t xml:space="preserve">@Override</w:t>
+      </w:r>
+    </w:p>
+    <w:p>
+      <w:pPr/>
+      <w:r>
+        <w:rPr>
+          <w:sz w:val="18"/>
+          <w:szCs w:val="18"/>
+          <w:rFonts w:ascii="Courier New" w:hAnsi="Courier New" w:eastAsia="宋体"/>
+        </w:rPr>
+        <w:t xml:space="preserve">@Transactional(rollbackFor = Exception.class)</w:t>
+      </w:r>
+    </w:p>
+    <w:p>
+      <w:pPr/>
+      <w:r>
+        <w:rPr>
+          <w:sz w:val="18"/>
+          <w:szCs w:val="18"/>
+          <w:rFonts w:ascii="Courier New" w:hAnsi="Courier New" w:eastAsia="宋体"/>
+        </w:rPr>
+        <w:t xml:space="preserve">public boolean addUser(UserDTO userDTO) {</w:t>
+      </w:r>
+    </w:p>
+    <w:p>
+      <w:pPr/>
+      <w:r>
+        <w:rPr>
+          <w:sz w:val="18"/>
+          <w:szCs w:val="18"/>
+          <w:rFonts w:ascii="Courier New" w:hAnsi="Courier New" w:eastAsia="宋体"/>
+        </w:rPr>
+        <w:t xml:space="preserve">    Long count = baseMapper.selectCount(</w:t>
+      </w:r>
+    </w:p>
+    <w:p>
+      <w:pPr/>
+      <w:r>
+        <w:rPr>
+          <w:sz w:val="18"/>
+          <w:szCs w:val="18"/>
+          <w:rFonts w:ascii="Courier New" w:hAnsi="Courier New" w:eastAsia="宋体"/>
+        </w:rPr>
+        <w:t xml:space="preserve">        new LambdaQueryWrapper&lt;User&gt;().eq(User::getUsername, userDTO.getUsername()));</w:t>
+      </w:r>
+    </w:p>
+    <w:p>
+      <w:pPr/>
+      <w:r>
+        <w:rPr>
+          <w:sz w:val="18"/>
+          <w:szCs w:val="18"/>
+          <w:rFonts w:ascii="Courier New" w:hAnsi="Courier New" w:eastAsia="宋体"/>
+        </w:rPr>
+        <w:t xml:space="preserve">    if (count &gt; 0) throw new BusinessException("用户名已存在");</w:t>
+      </w:r>
+    </w:p>
+    <w:p>
+      <w:pPr/>
+      <w:r>
+        <w:rPr>
+          <w:sz w:val="18"/>
+          <w:szCs w:val="18"/>
+          <w:rFonts w:ascii="Courier New" w:hAnsi="Courier New" w:eastAsia="宋体"/>
+        </w:rPr>
+        <w:t xml:space="preserve">    validatePasswordStrength(userDTO.getPassword());</w:t>
+      </w:r>
+    </w:p>
+    <w:p>
+      <w:pPr/>
+      <w:r>
+        <w:rPr>
+          <w:sz w:val="18"/>
+          <w:szCs w:val="18"/>
+          <w:rFonts w:ascii="Courier New" w:hAnsi="Courier New" w:eastAsia="宋体"/>
+        </w:rPr>
+        <w:t xml:space="preserve">    user.setPassword(passwordEncoder.encode(userDTO.getPassword()));</w:t>
+      </w:r>
+    </w:p>
+    <w:p>
+      <w:pPr/>
+      <w:r>
+        <w:rPr>
+          <w:sz w:val="18"/>
+          <w:szCs w:val="18"/>
+          <w:rFonts w:ascii="Courier New" w:hAnsi="Courier New" w:eastAsia="宋体"/>
+        </w:rPr>
+        <w:t xml:space="preserve">    user.setStatus(1);</w:t>
+      </w:r>
+    </w:p>
+    <w:p>
+      <w:pPr/>
+      <w:r>
+        <w:rPr>
+          <w:sz w:val="18"/>
+          <w:szCs w:val="18"/>
+          <w:rFonts w:ascii="Courier New" w:hAnsi="Courier New" w:eastAsia="宋体"/>
+        </w:rPr>
+        <w:t xml:space="preserve">    int result = baseMapper.insert(user);</w:t>
+      </w:r>
+    </w:p>
+    <w:p>
+      <w:pPr/>
+      <w:r>
+        <w:rPr>
+          <w:sz w:val="18"/>
+          <w:szCs w:val="18"/>
+          <w:rFonts w:ascii="Courier New" w:hAnsi="Courier New" w:eastAsia="宋体"/>
+        </w:rPr>
+        <w:t xml:space="preserve">    if (!CollectionUtils.isEmpty(userDTO.getRoleIds())) {</w:t>
+      </w:r>
+    </w:p>
+    <w:p>
+      <w:pPr/>
+      <w:r>
+        <w:rPr>
+          <w:sz w:val="18"/>
+          <w:szCs w:val="18"/>
+          <w:rFonts w:ascii="Courier New" w:hAnsi="Courier New" w:eastAsia="宋体"/>
+        </w:rPr>
+        <w:t xml:space="preserve">        assignRoles(user.getId(), userDTO.getRoleIds());</w:t>
+      </w:r>
+    </w:p>
+    <w:p>
+      <w:pPr/>
+      <w:r>
+        <w:rPr>
+          <w:sz w:val="18"/>
+          <w:szCs w:val="18"/>
+          <w:rFonts w:ascii="Courier New" w:hAnsi="Courier New" w:eastAsia="宋体"/>
+        </w:rPr>
+        <w:t xml:space="preserve">    }</w:t>
+      </w:r>
+    </w:p>
+    <w:p>
+      <w:pPr/>
+      <w:r>
+        <w:rPr>
+          <w:sz w:val="18"/>
+          <w:szCs w:val="18"/>
+          <w:rFonts w:ascii="Courier New" w:hAnsi="Courier New" w:eastAsia="宋体"/>
+        </w:rPr>
+        <w:t xml:space="preserve">    return result &gt; 0;</w:t>
+      </w:r>
+    </w:p>
+    <w:p>
+      <w:pPr/>
+      <w:r>
+        <w:rPr>
+          <w:sz w:val="18"/>
+          <w:szCs w:val="18"/>
+          <w:rFonts w:ascii="Courier New" w:hAnsi="Courier New" w:eastAsia="宋体"/>
+        </w:rPr>
+        <w:t xml:space="preserve">}</w:t>
+      </w:r>
+    </w:p>
+    <w:p>
+      <w:pPr/>
+      <w:r>
+        <w:rPr>
+          <w:sz w:val="21"/>
+          <w:szCs w:val="21"/>
+        </w:rPr>
+        <w:t xml:space="preserve"/>
+      </w:r>
+    </w:p>
+    <w:p>
+      <w:pPr>
+        <w:ind w:firstLine="420"/>
+        <w:spacing w:before="60"/>
+      </w:pPr>
+      <w:r>
+        <w:rPr>
+          <w:sz w:val="21"/>
+          <w:szCs w:val="21"/>
+          <w:rFonts w:ascii="宋体" w:hAnsi="宋体" w:eastAsia="宋体"/>
+        </w:rPr>
+        <w:t xml:space="preserve">用户管理模块的新增用户核心代码如上所示。系统在新增用户时执行多重校验：首先通过MyBatis-Plus的LambdaQueryWrapper检查用户名唯一性，避免重复注册；然后调用validatePasswordStrength()方法校验密码强度，要求密码长度6-20位且必须包含数字和字母；通过校验后，使用BCryptPasswordEncoder对密码进行加密存储，确保密码安全性。用户创建成功后，系统根据前端传入的角色ID列表调用assignRoles()方法完成角色分配，采用先删除旧角色再批量插入新角色的事务操作保证数据一致性。</w:t>
+      </w:r>
+    </w:p>
+    <w:p>
+      <w:pPr/>
+      <w:r>
+        <w:rPr>
+          <w:sz w:val="21"/>
+          <w:szCs w:val="21"/>
+        </w:rPr>
+        <w:t xml:space="preserve"/>
+      </w:r>
+    </w:p>
+    <w:p>
+      <w:pPr>
+        <w:ind w:firstLine="420"/>
+        <w:spacing w:before="120"/>
+      </w:pPr>
+      <w:r>
+        <w:rPr>
+          <w:sz w:val="21"/>
+          <w:szCs w:val="21"/>
+          <w:rFonts w:ascii="宋体" w:hAnsi="宋体" w:eastAsia="宋体"/>
+        </w:rPr>
+        <w:t xml:space="preserve">删除用户核心代码如下：</w:t>
+      </w:r>
+    </w:p>
+    <w:p>
+      <w:pPr/>
+      <w:r>
+        <w:rPr>
+          <w:sz w:val="18"/>
+          <w:szCs w:val="18"/>
+          <w:rFonts w:ascii="Courier New" w:hAnsi="Courier New" w:eastAsia="宋体"/>
+        </w:rPr>
+        <w:t xml:space="preserve">@Override</w:t>
+      </w:r>
+    </w:p>
+    <w:p>
+      <w:pPr/>
+      <w:r>
+        <w:rPr>
+          <w:sz w:val="18"/>
+          <w:szCs w:val="18"/>
+          <w:rFonts w:ascii="Courier New" w:hAnsi="Courier New" w:eastAsia="宋体"/>
+        </w:rPr>
+        <w:t xml:space="preserve">@Transactional(rollbackFor = Exception.class)</w:t>
+      </w:r>
+    </w:p>
+    <w:p>
+      <w:pPr/>
+      <w:r>
+        <w:rPr>
+          <w:sz w:val="18"/>
+          <w:szCs w:val="18"/>
+          <w:rFonts w:ascii="Courier New" w:hAnsi="Courier New" w:eastAsia="宋体"/>
+        </w:rPr>
+        <w:t xml:space="preserve">public boolean deleteUser(Long id) {</w:t>
+      </w:r>
+    </w:p>
+    <w:p>
+      <w:pPr/>
+      <w:r>
+        <w:rPr>
+          <w:sz w:val="18"/>
+          <w:szCs w:val="18"/>
+          <w:rFonts w:ascii="Courier New" w:hAnsi="Courier New" w:eastAsia="宋体"/>
+        </w:rPr>
+        <w:t xml:space="preserve">    if ("admin".equals(user.getUsername())) {</w:t>
+      </w:r>
+    </w:p>
+    <w:p>
+      <w:pPr/>
+      <w:r>
+        <w:rPr>
+          <w:sz w:val="18"/>
+          <w:szCs w:val="18"/>
+          <w:rFonts w:ascii="Courier New" w:hAnsi="Courier New" w:eastAsia="宋体"/>
+        </w:rPr>
+        <w:t xml:space="preserve">        throw new BusinessException("admin账户不能删除");</w:t>
+      </w:r>
+    </w:p>
+    <w:p>
+      <w:pPr/>
+      <w:r>
+        <w:rPr>
+          <w:sz w:val="18"/>
+          <w:szCs w:val="18"/>
+          <w:rFonts w:ascii="Courier New" w:hAnsi="Courier New" w:eastAsia="宋体"/>
+        </w:rPr>
+        <w:t xml:space="preserve">    }</w:t>
+      </w:r>
+    </w:p>
+    <w:p>
+      <w:pPr/>
+      <w:r>
+        <w:rPr>
+          <w:sz w:val="18"/>
+          <w:szCs w:val="18"/>
+          <w:rFonts w:ascii="Courier New" w:hAnsi="Courier New" w:eastAsia="宋体"/>
+        </w:rPr>
+        <w:t xml:space="preserve">    Long examCount = examRecordMapper.selectCount(</w:t>
+      </w:r>
+    </w:p>
+    <w:p>
+      <w:pPr/>
+      <w:r>
+        <w:rPr>
+          <w:sz w:val="18"/>
+          <w:szCs w:val="18"/>
+          <w:rFonts w:ascii="Courier New" w:hAnsi="Courier New" w:eastAsia="宋体"/>
+        </w:rPr>
+        <w:t xml:space="preserve">        new LambdaQueryWrapper&lt;ExamRecord&gt;().eq(ExamRecord::getUserId, id));</w:t>
+      </w:r>
+    </w:p>
+    <w:p>
+      <w:pPr/>
+      <w:r>
+        <w:rPr>
+          <w:sz w:val="18"/>
+          <w:szCs w:val="18"/>
+          <w:rFonts w:ascii="Courier New" w:hAnsi="Courier New" w:eastAsia="宋体"/>
+        </w:rPr>
+        <w:t xml:space="preserve">    if (examCount &gt; 0)</w:t>
+      </w:r>
+    </w:p>
+    <w:p>
+      <w:pPr/>
+      <w:r>
+        <w:rPr>
+          <w:sz w:val="18"/>
+          <w:szCs w:val="18"/>
+          <w:rFonts w:ascii="Courier New" w:hAnsi="Courier New" w:eastAsia="宋体"/>
+        </w:rPr>
+        <w:t xml:space="preserve">        throw new BusinessException("用户存在考试记录，无法删除");</w:t>
+      </w:r>
+    </w:p>
+    <w:p>
+      <w:pPr/>
+      <w:r>
+        <w:rPr>
+          <w:sz w:val="18"/>
+          <w:szCs w:val="18"/>
+          <w:rFonts w:ascii="Courier New" w:hAnsi="Courier New" w:eastAsia="宋体"/>
+        </w:rPr>
+        <w:t xml:space="preserve">    Long progressCount = userPlanMapper.selectCount(</w:t>
+      </w:r>
+    </w:p>
+    <w:p>
+      <w:pPr/>
+      <w:r>
+        <w:rPr>
+          <w:sz w:val="18"/>
+          <w:szCs w:val="18"/>
+          <w:rFonts w:ascii="Courier New" w:hAnsi="Courier New" w:eastAsia="宋体"/>
+        </w:rPr>
+        <w:t xml:space="preserve">        new LambdaQueryWrapper&lt;UserPlan&gt;().eq(UserPlan::getUserId, id));</w:t>
+      </w:r>
+    </w:p>
+    <w:p>
+      <w:pPr/>
+      <w:r>
+        <w:rPr>
+          <w:sz w:val="18"/>
+          <w:szCs w:val="18"/>
+          <w:rFonts w:ascii="Courier New" w:hAnsi="Courier New" w:eastAsia="宋体"/>
+        </w:rPr>
+        <w:t xml:space="preserve">    if (progressCount &gt; 0)</w:t>
+      </w:r>
+    </w:p>
+    <w:p>
+      <w:pPr/>
+      <w:r>
+        <w:rPr>
+          <w:sz w:val="18"/>
+          <w:szCs w:val="18"/>
+          <w:rFonts w:ascii="Courier New" w:hAnsi="Courier New" w:eastAsia="宋体"/>
+        </w:rPr>
+        <w:t xml:space="preserve">        throw new BusinessException("用户存在学习进度记录，无法删除");</w:t>
+      </w:r>
+    </w:p>
+    <w:p>
+      <w:pPr/>
+      <w:r>
+        <w:rPr>
+          <w:sz w:val="18"/>
+          <w:szCs w:val="18"/>
+          <w:rFonts w:ascii="Courier New" w:hAnsi="Courier New" w:eastAsia="宋体"/>
+        </w:rPr>
+        <w:t xml:space="preserve">    baseMapper.deleteUserRoleByUserId(id);</w:t>
+      </w:r>
+    </w:p>
+    <w:p>
+      <w:pPr/>
+      <w:r>
+        <w:rPr>
+          <w:sz w:val="18"/>
+          <w:szCs w:val="18"/>
+          <w:rFonts w:ascii="Courier New" w:hAnsi="Courier New" w:eastAsia="宋体"/>
+        </w:rPr>
+        <w:t xml:space="preserve">    return baseMapper.deleteById(id) &gt; 0;</w:t>
+      </w:r>
+    </w:p>
+    <w:p>
+      <w:pPr/>
+      <w:r>
+        <w:rPr>
+          <w:sz w:val="18"/>
+          <w:szCs w:val="18"/>
+          <w:rFonts w:ascii="Courier New" w:hAnsi="Courier New" w:eastAsia="宋体"/>
+        </w:rPr>
+        <w:t xml:space="preserve">}</w:t>
+      </w:r>
+    </w:p>
+    <w:p>
+      <w:pPr/>
+      <w:r>
+        <w:rPr>
+          <w:sz w:val="21"/>
+          <w:szCs w:val="21"/>
+        </w:rPr>
+        <w:t xml:space="preserve"/>
+      </w:r>
+    </w:p>
+    <w:p>
+      <w:pPr>
+        <w:ind w:firstLine="420"/>
+        <w:spacing w:before="60"/>
+      </w:pPr>
+      <w:r>
+        <w:rPr>
+          <w:sz w:val="21"/>
+          <w:szCs w:val="21"/>
+          <w:rFonts w:ascii="宋体" w:hAnsi="宋体" w:eastAsia="宋体"/>
+        </w:rPr>
+        <w:t xml:space="preserve">用户删除操作的核心逻辑如上所示。系统设计了完善的数据安全保护机制：首先禁止删除admin管理员账户，防止系统管理权限丢失；其次检查用户是否存在关联的考试记录和学习进度记录，若存在则阻止删除操作，确保历史数据的完整性和可追溯性。只有在所有安全检查通过后，系统才先删除用户角色关联关系，再执行用户记录的逻辑删除，整个操作在@Transactional注解的事务保护下执行，确保任何一步失败都能回滚，避免产生不一致的数据。</w:t>
+      </w:r>
+    </w:p>
+    <w:p>
+      <w:pPr>
         <w:spacing w:after="120" w:before="60" w:line="360" w:lineRule="auto"/>
         <w:jc w:val="center"/>
       </w:pPr>
@@ -9854,6 +11347,198 @@
     </w:p>
     <w:p>
       <w:pPr>
+        <w:ind w:firstLine="420"/>
+        <w:spacing w:before="120"/>
+      </w:pPr>
+      <w:r>
+        <w:rPr>
+          <w:sz w:val="21"/>
+          <w:szCs w:val="21"/>
+          <w:rFonts w:ascii="宋体" w:hAnsi="宋体" w:eastAsia="宋体"/>
+        </w:rPr>
+        <w:t xml:space="preserve">角色权限管理核心代码如下：</w:t>
+      </w:r>
+    </w:p>
+    <w:p>
+      <w:pPr/>
+      <w:r>
+        <w:rPr>
+          <w:sz w:val="18"/>
+          <w:szCs w:val="18"/>
+          <w:rFonts w:ascii="Courier New" w:hAnsi="Courier New" w:eastAsia="宋体"/>
+        </w:rPr>
+        <w:t xml:space="preserve">@GetMapping("/{id}/permissions")</w:t>
+      </w:r>
+    </w:p>
+    <w:p>
+      <w:pPr/>
+      <w:r>
+        <w:rPr>
+          <w:sz w:val="18"/>
+          <w:szCs w:val="18"/>
+          <w:rFonts w:ascii="Courier New" w:hAnsi="Courier New" w:eastAsia="宋体"/>
+        </w:rPr>
+        <w:t xml:space="preserve">@PreAuthorize("hasRole('admin')")</w:t>
+      </w:r>
+    </w:p>
+    <w:p>
+      <w:pPr/>
+      <w:r>
+        <w:rPr>
+          <w:sz w:val="18"/>
+          <w:szCs w:val="18"/>
+          <w:rFonts w:ascii="Courier New" w:hAnsi="Courier New" w:eastAsia="宋体"/>
+        </w:rPr>
+        <w:t xml:space="preserve">public Result&lt;List&lt;String&gt;&gt; getPermissions(@PathVariable Long id) {</w:t>
+      </w:r>
+    </w:p>
+    <w:p>
+      <w:pPr/>
+      <w:r>
+        <w:rPr>
+          <w:sz w:val="18"/>
+          <w:szCs w:val="18"/>
+          <w:rFonts w:ascii="Courier New" w:hAnsi="Courier New" w:eastAsia="宋体"/>
+        </w:rPr>
+        <w:t xml:space="preserve">    List&lt;String&gt; permissions = roleService.getRolePermissions(id);</w:t>
+      </w:r>
+    </w:p>
+    <w:p>
+      <w:pPr/>
+      <w:r>
+        <w:rPr>
+          <w:sz w:val="18"/>
+          <w:szCs w:val="18"/>
+          <w:rFonts w:ascii="Courier New" w:hAnsi="Courier New" w:eastAsia="宋体"/>
+        </w:rPr>
+        <w:t xml:space="preserve">    return Result.success(permissions);</w:t>
+      </w:r>
+    </w:p>
+    <w:p>
+      <w:pPr/>
+      <w:r>
+        <w:rPr>
+          <w:sz w:val="18"/>
+          <w:szCs w:val="18"/>
+          <w:rFonts w:ascii="Courier New" w:hAnsi="Courier New" w:eastAsia="宋体"/>
+        </w:rPr>
+        <w:t xml:space="preserve">}</w:t>
+      </w:r>
+    </w:p>
+    <w:p>
+      <w:pPr/>
+      <w:r>
+        <w:rPr>
+          <w:sz w:val="18"/>
+          <w:szCs w:val="18"/>
+          <w:rFonts w:ascii="Courier New" w:hAnsi="Courier New" w:eastAsia="宋体"/>
+        </w:rPr>
+        <w:t xml:space="preserve"/>
+      </w:r>
+    </w:p>
+    <w:p>
+      <w:pPr/>
+      <w:r>
+        <w:rPr>
+          <w:sz w:val="18"/>
+          <w:szCs w:val="18"/>
+          <w:rFonts w:ascii="Courier New" w:hAnsi="Courier New" w:eastAsia="宋体"/>
+        </w:rPr>
+        <w:t xml:space="preserve">@PutMapping("/{id}/permissions")</w:t>
+      </w:r>
+    </w:p>
+    <w:p>
+      <w:pPr/>
+      <w:r>
+        <w:rPr>
+          <w:sz w:val="18"/>
+          <w:szCs w:val="18"/>
+          <w:rFonts w:ascii="Courier New" w:hAnsi="Courier New" w:eastAsia="宋体"/>
+        </w:rPr>
+        <w:t xml:space="preserve">@PreAuthorize("hasRole('admin')")</w:t>
+      </w:r>
+    </w:p>
+    <w:p>
+      <w:pPr/>
+      <w:r>
+        <w:rPr>
+          <w:sz w:val="18"/>
+          <w:szCs w:val="18"/>
+          <w:rFonts w:ascii="Courier New" w:hAnsi="Courier New" w:eastAsia="宋体"/>
+        </w:rPr>
+        <w:t xml:space="preserve">public Result&lt;Void&gt; assignPermissions(@PathVariable Long id,</w:t>
+      </w:r>
+    </w:p>
+    <w:p>
+      <w:pPr/>
+      <w:r>
+        <w:rPr>
+          <w:sz w:val="18"/>
+          <w:szCs w:val="18"/>
+          <w:rFonts w:ascii="Courier New" w:hAnsi="Courier New" w:eastAsia="宋体"/>
+        </w:rPr>
+        <w:t xml:space="preserve">        @RequestBody List&lt;Long&gt; permissionIds) {</w:t>
+      </w:r>
+    </w:p>
+    <w:p>
+      <w:pPr/>
+      <w:r>
+        <w:rPr>
+          <w:sz w:val="18"/>
+          <w:szCs w:val="18"/>
+          <w:rFonts w:ascii="Courier New" w:hAnsi="Courier New" w:eastAsia="宋体"/>
+        </w:rPr>
+        <w:t xml:space="preserve">    roleService.assignPermissions(id, permissionIds);</w:t>
+      </w:r>
+    </w:p>
+    <w:p>
+      <w:pPr/>
+      <w:r>
+        <w:rPr>
+          <w:sz w:val="18"/>
+          <w:szCs w:val="18"/>
+          <w:rFonts w:ascii="Courier New" w:hAnsi="Courier New" w:eastAsia="宋体"/>
+        </w:rPr>
+        <w:t xml:space="preserve">    return Result.success();</w:t>
+      </w:r>
+    </w:p>
+    <w:p>
+      <w:pPr/>
+      <w:r>
+        <w:rPr>
+          <w:sz w:val="18"/>
+          <w:szCs w:val="18"/>
+          <w:rFonts w:ascii="Courier New" w:hAnsi="Courier New" w:eastAsia="宋体"/>
+        </w:rPr>
+        <w:t xml:space="preserve">}</w:t>
+      </w:r>
+    </w:p>
+    <w:p>
+      <w:pPr/>
+      <w:r>
+        <w:rPr>
+          <w:sz w:val="21"/>
+          <w:szCs w:val="21"/>
+        </w:rPr>
+        <w:t xml:space="preserve"/>
+      </w:r>
+    </w:p>
+    <w:p>
+      <w:pPr>
+        <w:ind w:firstLine="420"/>
+        <w:spacing w:before="60"/>
+      </w:pPr>
+      <w:r>
+        <w:rPr>
+          <w:sz w:val="21"/>
+          <w:szCs w:val="21"/>
+          <w:rFonts w:ascii="宋体" w:hAnsi="宋体" w:eastAsia="宋体"/>
+        </w:rPr>
+        <w:t xml:space="preserve">角色管理模块的权限分配核心代码如上所示。系统通过@PreAuthorize注解实现后端权限控制，只有拥有admin角色的用户才能访问角色权限管理接口。获取角色权限时，系统通过角色ID查询sys_role_permission关联表，返回该角色拥有的所有权限编码列表。分配权限时，系统采用先清空再批量插入的策略，通过角色权限关联表维护角色与权限的多对多关系。前端通过自定义的v-permission指令实现按钮级别的权限控制，该指令支持通配符匹配，例如"system:*"可以匹配所有以"system:"开头的权限编码，实现了灵活且细粒度的权限管理体系。</w:t>
+      </w:r>
+    </w:p>
+    <w:p>
+      <w:pPr>
         <w:spacing w:after="120" w:before="60" w:line="360" w:lineRule="auto"/>
         <w:jc w:val="center"/>
       </w:pPr>
@@ -9982,6 +11667,253 @@
     </w:p>
     <w:p>
       <w:pPr>
+        <w:ind w:firstLine="420"/>
+        <w:spacing w:before="120"/>
+      </w:pPr>
+      <w:r>
+        <w:rPr>
+          <w:sz w:val="21"/>
+          <w:szCs w:val="21"/>
+          <w:rFonts w:ascii="宋体" w:hAnsi="宋体" w:eastAsia="宋体"/>
+        </w:rPr>
+        <w:t xml:space="preserve">培训计划发布核心代码如下：</w:t>
+      </w:r>
+    </w:p>
+    <w:p>
+      <w:pPr/>
+      <w:r>
+        <w:rPr>
+          <w:sz w:val="18"/>
+          <w:szCs w:val="18"/>
+          <w:rFonts w:ascii="Courier New" w:hAnsi="Courier New" w:eastAsia="宋体"/>
+        </w:rPr>
+        <w:t xml:space="preserve">@PostMapping("/{id}/publish")</w:t>
+      </w:r>
+    </w:p>
+    <w:p>
+      <w:pPr/>
+      <w:r>
+        <w:rPr>
+          <w:sz w:val="18"/>
+          <w:szCs w:val="18"/>
+          <w:rFonts w:ascii="Courier New" w:hAnsi="Courier New" w:eastAsia="宋体"/>
+        </w:rPr>
+        <w:t xml:space="preserve">@PreAuthorize("hasRole('admin')")</w:t>
+      </w:r>
+    </w:p>
+    <w:p>
+      <w:pPr/>
+      <w:r>
+        <w:rPr>
+          <w:sz w:val="18"/>
+          <w:szCs w:val="18"/>
+          <w:rFonts w:ascii="Courier New" w:hAnsi="Courier New" w:eastAsia="宋体"/>
+        </w:rPr>
+        <w:t xml:space="preserve">public Result&lt;Void&gt; publish(@PathVariable Long id) {</w:t>
+      </w:r>
+    </w:p>
+    <w:p>
+      <w:pPr/>
+      <w:r>
+        <w:rPr>
+          <w:sz w:val="18"/>
+          <w:szCs w:val="18"/>
+          <w:rFonts w:ascii="Courier New" w:hAnsi="Courier New" w:eastAsia="宋体"/>
+        </w:rPr>
+        <w:t xml:space="preserve">    trainingPlanService.publishPlan(id);</w:t>
+      </w:r>
+    </w:p>
+    <w:p>
+      <w:pPr/>
+      <w:r>
+        <w:rPr>
+          <w:sz w:val="18"/>
+          <w:szCs w:val="18"/>
+          <w:rFonts w:ascii="Courier New" w:hAnsi="Courier New" w:eastAsia="宋体"/>
+        </w:rPr>
+        <w:t xml:space="preserve">    return Result.success();</w:t>
+      </w:r>
+    </w:p>
+    <w:p>
+      <w:pPr/>
+      <w:r>
+        <w:rPr>
+          <w:sz w:val="18"/>
+          <w:szCs w:val="18"/>
+          <w:rFonts w:ascii="Courier New" w:hAnsi="Courier New" w:eastAsia="宋体"/>
+        </w:rPr>
+        <w:t xml:space="preserve">}</w:t>
+      </w:r>
+    </w:p>
+    <w:p>
+      <w:pPr/>
+      <w:r>
+        <w:rPr>
+          <w:sz w:val="18"/>
+          <w:szCs w:val="18"/>
+          <w:rFonts w:ascii="Courier New" w:hAnsi="Courier New" w:eastAsia="宋体"/>
+        </w:rPr>
+        <w:t xml:space="preserve"/>
+      </w:r>
+    </w:p>
+    <w:p>
+      <w:pPr/>
+      <w:r>
+        <w:rPr>
+          <w:sz w:val="18"/>
+          <w:szCs w:val="18"/>
+          <w:rFonts w:ascii="Courier New" w:hAnsi="Courier New" w:eastAsia="宋体"/>
+        </w:rPr>
+        <w:t xml:space="preserve">@Override</w:t>
+      </w:r>
+    </w:p>
+    <w:p>
+      <w:pPr/>
+      <w:r>
+        <w:rPr>
+          <w:sz w:val="18"/>
+          <w:szCs w:val="18"/>
+          <w:rFonts w:ascii="Courier New" w:hAnsi="Courier New" w:eastAsia="宋体"/>
+        </w:rPr>
+        <w:t xml:space="preserve">@Transactional(rollbackFor = Exception.class)</w:t>
+      </w:r>
+    </w:p>
+    <w:p>
+      <w:pPr/>
+      <w:r>
+        <w:rPr>
+          <w:sz w:val="18"/>
+          <w:szCs w:val="18"/>
+          <w:rFonts w:ascii="Courier New" w:hAnsi="Courier New" w:eastAsia="宋体"/>
+        </w:rPr>
+        <w:t xml:space="preserve">public void publishPlan(Long id) {</w:t>
+      </w:r>
+    </w:p>
+    <w:p>
+      <w:pPr/>
+      <w:r>
+        <w:rPr>
+          <w:sz w:val="18"/>
+          <w:szCs w:val="18"/>
+          <w:rFonts w:ascii="Courier New" w:hAnsi="Courier New" w:eastAsia="宋体"/>
+        </w:rPr>
+        <w:t xml:space="preserve">    TrainingPlan plan = baseMapper.selectById(id);</w:t>
+      </w:r>
+    </w:p>
+    <w:p>
+      <w:pPr/>
+      <w:r>
+        <w:rPr>
+          <w:sz w:val="18"/>
+          <w:szCs w:val="18"/>
+          <w:rFonts w:ascii="Courier New" w:hAnsi="Courier New" w:eastAsia="宋体"/>
+        </w:rPr>
+        <w:t xml:space="preserve">    if (plan.getStatus() != 0) throw new BusinessException("只能发布草稿状态的计划");</w:t>
+      </w:r>
+    </w:p>
+    <w:p>
+      <w:pPr/>
+      <w:r>
+        <w:rPr>
+          <w:sz w:val="18"/>
+          <w:szCs w:val="18"/>
+          <w:rFonts w:ascii="Courier New" w:hAnsi="Courier New" w:eastAsia="宋体"/>
+        </w:rPr>
+        <w:t xml:space="preserve">    // 参数校验：检查日期、课程、目标用户等</w:t>
+      </w:r>
+    </w:p>
+    <w:p>
+      <w:pPr/>
+      <w:r>
+        <w:rPr>
+          <w:sz w:val="18"/>
+          <w:szCs w:val="18"/>
+          <w:rFonts w:ascii="Courier New" w:hAnsi="Courier New" w:eastAsia="宋体"/>
+        </w:rPr>
+        <w:t xml:space="preserve">    // 乐观锁更新状态：0(草稿) -&gt; 1(已发布)</w:t>
+      </w:r>
+    </w:p>
+    <w:p>
+      <w:pPr/>
+      <w:r>
+        <w:rPr>
+          <w:sz w:val="18"/>
+          <w:szCs w:val="18"/>
+          <w:rFonts w:ascii="Courier New" w:hAnsi="Courier New" w:eastAsia="宋体"/>
+        </w:rPr>
+        <w:t xml:space="preserve">    int rows = baseMapper.updateStatusWithVersion(id, 0, 1);</w:t>
+      </w:r>
+    </w:p>
+    <w:p>
+      <w:pPr/>
+      <w:r>
+        <w:rPr>
+          <w:sz w:val="18"/>
+          <w:szCs w:val="18"/>
+          <w:rFonts w:ascii="Courier New" w:hAnsi="Courier New" w:eastAsia="宋体"/>
+        </w:rPr>
+        <w:t xml:space="preserve">    if (rows == 0) throw new BusinessException("发布失败，数据已被其他用户修改");</w:t>
+      </w:r>
+    </w:p>
+    <w:p>
+      <w:pPr/>
+      <w:r>
+        <w:rPr>
+          <w:sz w:val="18"/>
+          <w:szCs w:val="18"/>
+          <w:rFonts w:ascii="Courier New" w:hAnsi="Courier New" w:eastAsia="宋体"/>
+        </w:rPr>
+        <w:t xml:space="preserve">    // 自动为目标用户创建学习进度记录</w:t>
+      </w:r>
+    </w:p>
+    <w:p>
+      <w:pPr/>
+      <w:r>
+        <w:rPr>
+          <w:sz w:val="18"/>
+          <w:szCs w:val="18"/>
+          <w:rFonts w:ascii="Courier New" w:hAnsi="Courier New" w:eastAsia="宋体"/>
+        </w:rPr>
+        <w:t xml:space="preserve">    autoAssignPlanToUsers(plan);</w:t>
+      </w:r>
+    </w:p>
+    <w:p>
+      <w:pPr/>
+      <w:r>
+        <w:rPr>
+          <w:sz w:val="18"/>
+          <w:szCs w:val="18"/>
+          <w:rFonts w:ascii="Courier New" w:hAnsi="Courier New" w:eastAsia="宋体"/>
+        </w:rPr>
+        <w:t xml:space="preserve">}</w:t>
+      </w:r>
+    </w:p>
+    <w:p>
+      <w:pPr/>
+      <w:r>
+        <w:rPr>
+          <w:sz w:val="21"/>
+          <w:szCs w:val="21"/>
+        </w:rPr>
+        <w:t xml:space="preserve"/>
+      </w:r>
+    </w:p>
+    <w:p>
+      <w:pPr>
+        <w:ind w:firstLine="420"/>
+        <w:spacing w:before="60"/>
+      </w:pPr>
+      <w:r>
+        <w:rPr>
+          <w:sz w:val="21"/>
+          <w:szCs w:val="21"/>
+          <w:rFonts w:ascii="宋体" w:hAnsi="宋体" w:eastAsia="宋体"/>
+        </w:rPr>
+        <w:t xml:space="preserve">培训计划发布的核心代码如上所示。发布操作采用乐观锁机制确保并发安全，通过updateStatusWithVersion()方法在UPDATE语句中同时匹配状态值和版本号，只有当状态为草稿（0）且版本号匹配时才更新为已发布（1），有效防止了并发修改导致的数据不一致问题。发布成功后，系统调用autoAssignPlanToUsers()方法，根据培训计划的目标类型（按部门/按岗位/按个人）自动查询目标用户，并在etms_user_plan表中创建对应的培训计划分配记录，同时在learning_progress表中为每位用户初始化学习进度记录，确保用户登录后能立即看到待完成的培训任务。</w:t>
+      </w:r>
+    </w:p>
+    <w:p>
+      <w:pPr>
         <w:spacing w:after="120" w:before="60" w:line="360" w:lineRule="auto"/>
         <w:jc w:val="center"/>
       </w:pPr>
@@ -10254,6 +12186,510 @@
     </w:p>
     <w:p>
       <w:pPr>
+        <w:ind w:firstLine="420"/>
+        <w:spacing w:before="120"/>
+      </w:pPr>
+      <w:r>
+        <w:rPr>
+          <w:sz w:val="21"/>
+          <w:szCs w:val="21"/>
+          <w:rFonts w:ascii="宋体" w:hAnsi="宋体" w:eastAsia="宋体"/>
+        </w:rPr>
+        <w:t xml:space="preserve">考试提交与自动评分核心代码如下：</w:t>
+      </w:r>
+    </w:p>
+    <w:p>
+      <w:pPr/>
+      <w:r>
+        <w:rPr>
+          <w:sz w:val="18"/>
+          <w:szCs w:val="18"/>
+          <w:rFonts w:ascii="Courier New" w:hAnsi="Courier New" w:eastAsia="宋体"/>
+        </w:rPr>
+        <w:t xml:space="preserve">@Override</w:t>
+      </w:r>
+    </w:p>
+    <w:p>
+      <w:pPr/>
+      <w:r>
+        <w:rPr>
+          <w:sz w:val="18"/>
+          <w:szCs w:val="18"/>
+          <w:rFonts w:ascii="Courier New" w:hAnsi="Courier New" w:eastAsia="宋体"/>
+        </w:rPr>
+        <w:t xml:space="preserve">@Transactional(rollbackFor = Exception.class)</w:t>
+      </w:r>
+    </w:p>
+    <w:p>
+      <w:pPr/>
+      <w:r>
+        <w:rPr>
+          <w:sz w:val="18"/>
+          <w:szCs w:val="18"/>
+          <w:rFonts w:ascii="Courier New" w:hAnsi="Courier New" w:eastAsia="宋体"/>
+        </w:rPr>
+        <w:t xml:space="preserve">public void submitExam(Long recordId, String answers) {</w:t>
+      </w:r>
+    </w:p>
+    <w:p>
+      <w:pPr/>
+      <w:r>
+        <w:rPr>
+          <w:sz w:val="18"/>
+          <w:szCs w:val="18"/>
+          <w:rFonts w:ascii="Courier New" w:hAnsi="Courier New" w:eastAsia="宋体"/>
+        </w:rPr>
+        <w:t xml:space="preserve">    ExamRecord record = baseMapper.selectById(recordId);</w:t>
+      </w:r>
+    </w:p>
+    <w:p>
+      <w:pPr/>
+      <w:r>
+        <w:rPr>
+          <w:sz w:val="18"/>
+          <w:szCs w:val="18"/>
+          <w:rFonts w:ascii="Courier New" w:hAnsi="Courier New" w:eastAsia="宋体"/>
+        </w:rPr>
+        <w:t xml:space="preserve">    if (record.getStatus() != 0) throw new BusinessException("考试已结束");</w:t>
+      </w:r>
+    </w:p>
+    <w:p>
+      <w:pPr/>
+      <w:r>
+        <w:rPr>
+          <w:sz w:val="18"/>
+          <w:szCs w:val="18"/>
+          <w:rFonts w:ascii="Courier New" w:hAnsi="Courier New" w:eastAsia="宋体"/>
+        </w:rPr>
+        <w:t xml:space="preserve">    // 乐观锁更新状态：0(考试中) -&gt; 1(已提交)</w:t>
+      </w:r>
+    </w:p>
+    <w:p>
+      <w:pPr/>
+      <w:r>
+        <w:rPr>
+          <w:sz w:val="18"/>
+          <w:szCs w:val="18"/>
+          <w:rFonts w:ascii="Courier New" w:hAnsi="Courier New" w:eastAsia="宋体"/>
+        </w:rPr>
+        <w:t xml:space="preserve">    int updateCount = baseMapper.updateStatusToSubmitted(recordId, 0, 1);</w:t>
+      </w:r>
+    </w:p>
+    <w:p>
+      <w:pPr/>
+      <w:r>
+        <w:rPr>
+          <w:sz w:val="18"/>
+          <w:szCs w:val="18"/>
+          <w:rFonts w:ascii="Courier New" w:hAnsi="Courier New" w:eastAsia="宋体"/>
+        </w:rPr>
+        <w:t xml:space="preserve">    if (updateCount == 0) throw new BusinessException("请勿重复提交");</w:t>
+      </w:r>
+    </w:p>
+    <w:p>
+      <w:pPr/>
+      <w:r>
+        <w:rPr>
+          <w:sz w:val="18"/>
+          <w:szCs w:val="18"/>
+          <w:rFonts w:ascii="Courier New" w:hAnsi="Courier New" w:eastAsia="宋体"/>
+        </w:rPr>
+        <w:t xml:space="preserve">    // 自动评分</w:t>
+      </w:r>
+    </w:p>
+    <w:p>
+      <w:pPr/>
+      <w:r>
+        <w:rPr>
+          <w:sz w:val="18"/>
+          <w:szCs w:val="18"/>
+          <w:rFonts w:ascii="Courier New" w:hAnsi="Courier New" w:eastAsia="宋体"/>
+        </w:rPr>
+        <w:t xml:space="preserve">    int userScore = calculateScore(record.getPaperId(), answers);</w:t>
+      </w:r>
+    </w:p>
+    <w:p>
+      <w:pPr/>
+      <w:r>
+        <w:rPr>
+          <w:sz w:val="18"/>
+          <w:szCs w:val="18"/>
+          <w:rFonts w:ascii="Courier New" w:hAnsi="Courier New" w:eastAsia="宋体"/>
+        </w:rPr>
+        <w:t xml:space="preserve">    record.setUserScore(userScore);</w:t>
+      </w:r>
+    </w:p>
+    <w:p>
+      <w:pPr/>
+      <w:r>
+        <w:rPr>
+          <w:sz w:val="18"/>
+          <w:szCs w:val="18"/>
+          <w:rFonts w:ascii="Courier New" w:hAnsi="Courier New" w:eastAsia="宋体"/>
+        </w:rPr>
+        <w:t xml:space="preserve">    record.setPassed(userScore &gt;= paper.getPassScore() ? 1 : 0);</w:t>
+      </w:r>
+    </w:p>
+    <w:p>
+      <w:pPr/>
+      <w:r>
+        <w:rPr>
+          <w:sz w:val="18"/>
+          <w:szCs w:val="18"/>
+          <w:rFonts w:ascii="Courier New" w:hAnsi="Courier New" w:eastAsia="宋体"/>
+        </w:rPr>
+        <w:t xml:space="preserve">    record.setAnswerDetail(answers);</w:t>
+      </w:r>
+    </w:p>
+    <w:p>
+      <w:pPr/>
+      <w:r>
+        <w:rPr>
+          <w:sz w:val="18"/>
+          <w:szCs w:val="18"/>
+          <w:rFonts w:ascii="Courier New" w:hAnsi="Courier New" w:eastAsia="宋体"/>
+        </w:rPr>
+        <w:t xml:space="preserve">    baseMapper.updateById(record);</w:t>
+      </w:r>
+    </w:p>
+    <w:p>
+      <w:pPr/>
+      <w:r>
+        <w:rPr>
+          <w:sz w:val="18"/>
+          <w:szCs w:val="18"/>
+          <w:rFonts w:ascii="Courier New" w:hAnsi="Courier New" w:eastAsia="宋体"/>
+        </w:rPr>
+        <w:t xml:space="preserve">}</w:t>
+      </w:r>
+    </w:p>
+    <w:p>
+      <w:pPr/>
+      <w:r>
+        <w:rPr>
+          <w:sz w:val="21"/>
+          <w:szCs w:val="21"/>
+        </w:rPr>
+        <w:t xml:space="preserve"/>
+      </w:r>
+    </w:p>
+    <w:p>
+      <w:pPr>
+        <w:ind w:firstLine="420"/>
+        <w:spacing w:before="60"/>
+      </w:pPr>
+      <w:r>
+        <w:rPr>
+          <w:sz w:val="21"/>
+          <w:szCs w:val="21"/>
+          <w:rFonts w:ascii="宋体" w:hAnsi="宋体" w:eastAsia="宋体"/>
+        </w:rPr>
+        <w:t xml:space="preserve">考试提交与自动评分的核心代码如上所示。系统在提交试卷时采用乐观锁机制防止重复提交，通过updateStatusToSubmitted()方法将考试状态从"考试中"（0）原子性地更新为"已提交"（1），若更新失败则说明考试已被提交或状态已变更，系统会拒绝重复提交操作。状态更新成功后，系统调用calculateScore()方法进行自动评分，该方法支持单选题（忽略大小写）、多选题（答案排序后比较，解决选项顺序问题）、判断题（支持"正确/错误"与"A/B"互转）、填空题（支持多个正确答案，用竖线分隔）四种客观题型的自动评分。简答题则标记为待人工评分状态，不进行自动评分。评分完成后，系统根据得分与及格分数的比较结果设置是否通过标志，并将用户的答题详情以JSON格式存储到数据库中，便于后续查看答案解析。</w:t>
+      </w:r>
+    </w:p>
+    <w:p>
+      <w:pPr/>
+      <w:r>
+        <w:rPr>
+          <w:sz w:val="21"/>
+          <w:szCs w:val="21"/>
+        </w:rPr>
+        <w:t xml:space="preserve"/>
+      </w:r>
+    </w:p>
+    <w:p>
+      <w:pPr>
+        <w:ind w:firstLine="420"/>
+        <w:spacing w:before="120"/>
+      </w:pPr>
+      <w:r>
+        <w:rPr>
+          <w:sz w:val="21"/>
+          <w:szCs w:val="21"/>
+          <w:rFonts w:ascii="宋体" w:hAnsi="宋体" w:eastAsia="宋体"/>
+        </w:rPr>
+        <w:t xml:space="preserve">自动评分算法核心代码如下：</w:t>
+      </w:r>
+    </w:p>
+    <w:p>
+      <w:pPr/>
+      <w:r>
+        <w:rPr>
+          <w:sz w:val="18"/>
+          <w:szCs w:val="18"/>
+          <w:rFonts w:ascii="Courier New" w:hAnsi="Courier New" w:eastAsia="宋体"/>
+        </w:rPr>
+        <w:t xml:space="preserve">private ScoreResult calculateScoreWithFlag(Long paperId, String answers) {</w:t>
+      </w:r>
+    </w:p>
+    <w:p>
+      <w:pPr/>
+      <w:r>
+        <w:rPr>
+          <w:sz w:val="18"/>
+          <w:szCs w:val="18"/>
+          <w:rFonts w:ascii="Courier New" w:hAnsi="Courier New" w:eastAsia="宋体"/>
+        </w:rPr>
+        <w:t xml:space="preserve">    List&lt;Map&lt;String, Object&gt;&gt; answerList = objectMapper.readValue(answers, ...);</w:t>
+      </w:r>
+    </w:p>
+    <w:p>
+      <w:pPr/>
+      <w:r>
+        <w:rPr>
+          <w:sz w:val="18"/>
+          <w:szCs w:val="18"/>
+          <w:rFonts w:ascii="Courier New" w:hAnsi="Courier New" w:eastAsia="宋体"/>
+        </w:rPr>
+        <w:t xml:space="preserve">    for (Map&lt;String, Object&gt; answer : answerList) {</w:t>
+      </w:r>
+    </w:p>
+    <w:p>
+      <w:pPr/>
+      <w:r>
+        <w:rPr>
+          <w:sz w:val="18"/>
+          <w:szCs w:val="18"/>
+          <w:rFonts w:ascii="Courier New" w:hAnsi="Courier New" w:eastAsia="宋体"/>
+        </w:rPr>
+        <w:t xml:space="preserve">        Question question = questionMap.get(questionId);</w:t>
+      </w:r>
+    </w:p>
+    <w:p>
+      <w:pPr/>
+      <w:r>
+        <w:rPr>
+          <w:sz w:val="18"/>
+          <w:szCs w:val="18"/>
+          <w:rFonts w:ascii="Courier New" w:hAnsi="Courier New" w:eastAsia="宋体"/>
+        </w:rPr>
+        <w:t xml:space="preserve">        if (question.getQuestionType() == 1 || question.getQuestionType() == 2) {</w:t>
+      </w:r>
+    </w:p>
+    <w:p>
+      <w:pPr/>
+      <w:r>
+        <w:rPr>
+          <w:sz w:val="18"/>
+          <w:szCs w:val="18"/>
+          <w:rFonts w:ascii="Courier New" w:hAnsi="Courier New" w:eastAsia="宋体"/>
+        </w:rPr>
+        <w:t xml:space="preserve">            // 单选/多选：忽略大小写，多选答案排序后比较</w:t>
+      </w:r>
+    </w:p>
+    <w:p>
+      <w:pPr/>
+      <w:r>
+        <w:rPr>
+          <w:sz w:val="18"/>
+          <w:szCs w:val="18"/>
+          <w:rFonts w:ascii="Courier New" w:hAnsi="Courier New" w:eastAsia="宋体"/>
+        </w:rPr>
+        <w:t xml:space="preserve">            if (question.getQuestionType() == 2) {</w:t>
+      </w:r>
+    </w:p>
+    <w:p>
+      <w:pPr/>
+      <w:r>
+        <w:rPr>
+          <w:sz w:val="18"/>
+          <w:szCs w:val="18"/>
+          <w:rFonts w:ascii="Courier New" w:hAnsi="Courier New" w:eastAsia="宋体"/>
+        </w:rPr>
+        <w:t xml:space="preserve">                userAnswer = sortAnswerChars(userAnswer);</w:t>
+      </w:r>
+    </w:p>
+    <w:p>
+      <w:pPr/>
+      <w:r>
+        <w:rPr>
+          <w:sz w:val="18"/>
+          <w:szCs w:val="18"/>
+          <w:rFonts w:ascii="Courier New" w:hAnsi="Courier New" w:eastAsia="宋体"/>
+        </w:rPr>
+        <w:t xml:space="preserve">                correctAnswer = sortAnswerChars(correctAnswer);</w:t>
+      </w:r>
+    </w:p>
+    <w:p>
+      <w:pPr/>
+      <w:r>
+        <w:rPr>
+          <w:sz w:val="18"/>
+          <w:szCs w:val="18"/>
+          <w:rFonts w:ascii="Courier New" w:hAnsi="Courier New" w:eastAsia="宋体"/>
+        </w:rPr>
+        <w:t xml:space="preserve">            }</w:t>
+      </w:r>
+    </w:p>
+    <w:p>
+      <w:pPr/>
+      <w:r>
+        <w:rPr>
+          <w:sz w:val="18"/>
+          <w:szCs w:val="18"/>
+          <w:rFonts w:ascii="Courier New" w:hAnsi="Courier New" w:eastAsia="宋体"/>
+        </w:rPr>
+        <w:t xml:space="preserve">        } else if (question.getQuestionType() == 4) {</w:t>
+      </w:r>
+    </w:p>
+    <w:p>
+      <w:pPr/>
+      <w:r>
+        <w:rPr>
+          <w:sz w:val="18"/>
+          <w:szCs w:val="18"/>
+          <w:rFonts w:ascii="Courier New" w:hAnsi="Courier New" w:eastAsia="宋体"/>
+        </w:rPr>
+        <w:t xml:space="preserve">            // 填空题：支持多个正确答案(用|分隔)</w:t>
+      </w:r>
+    </w:p>
+    <w:p>
+      <w:pPr/>
+      <w:r>
+        <w:rPr>
+          <w:sz w:val="18"/>
+          <w:szCs w:val="18"/>
+          <w:rFonts w:ascii="Courier New" w:hAnsi="Courier New" w:eastAsia="宋体"/>
+        </w:rPr>
+        <w:t xml:space="preserve">            String[] correctAnswers = correctAnswer.split("\\|");</w:t>
+      </w:r>
+    </w:p>
+    <w:p>
+      <w:pPr/>
+      <w:r>
+        <w:rPr>
+          <w:sz w:val="18"/>
+          <w:szCs w:val="18"/>
+          <w:rFonts w:ascii="Courier New" w:hAnsi="Courier New" w:eastAsia="宋体"/>
+        </w:rPr>
+        <w:t xml:space="preserve">            // 遍历匹配任一正确答案</w:t>
+      </w:r>
+    </w:p>
+    <w:p>
+      <w:pPr/>
+      <w:r>
+        <w:rPr>
+          <w:sz w:val="18"/>
+          <w:szCs w:val="18"/>
+          <w:rFonts w:ascii="Courier New" w:hAnsi="Courier New" w:eastAsia="宋体"/>
+        </w:rPr>
+        <w:t xml:space="preserve">        } else if (question.getQuestionType() == 5) {</w:t>
+      </w:r>
+    </w:p>
+    <w:p>
+      <w:pPr/>
+      <w:r>
+        <w:rPr>
+          <w:sz w:val="18"/>
+          <w:szCs w:val="18"/>
+          <w:rFonts w:ascii="Courier New" w:hAnsi="Courier New" w:eastAsia="宋体"/>
+        </w:rPr>
+        <w:t xml:space="preserve">            // 简答题：标记为待人工评分</w:t>
+      </w:r>
+    </w:p>
+    <w:p>
+      <w:pPr/>
+      <w:r>
+        <w:rPr>
+          <w:sz w:val="18"/>
+          <w:szCs w:val="18"/>
+          <w:rFonts w:ascii="Courier New" w:hAnsi="Courier New" w:eastAsia="宋体"/>
+        </w:rPr>
+        <w:t xml:space="preserve">            hasEssayQuestion = true;</w:t>
+      </w:r>
+    </w:p>
+    <w:p>
+      <w:pPr/>
+      <w:r>
+        <w:rPr>
+          <w:sz w:val="18"/>
+          <w:szCs w:val="18"/>
+          <w:rFonts w:ascii="Courier New" w:hAnsi="Courier New" w:eastAsia="宋体"/>
+        </w:rPr>
+        <w:t xml:space="preserve">            continue;</w:t>
+      </w:r>
+    </w:p>
+    <w:p>
+      <w:pPr/>
+      <w:r>
+        <w:rPr>
+          <w:sz w:val="18"/>
+          <w:szCs w:val="18"/>
+          <w:rFonts w:ascii="Courier New" w:hAnsi="Courier New" w:eastAsia="宋体"/>
+        </w:rPr>
+        <w:t xml:space="preserve">        }</w:t>
+      </w:r>
+    </w:p>
+    <w:p>
+      <w:pPr/>
+      <w:r>
+        <w:rPr>
+          <w:sz w:val="18"/>
+          <w:szCs w:val="18"/>
+          <w:rFonts w:ascii="Courier New" w:hAnsi="Courier New" w:eastAsia="宋体"/>
+        </w:rPr>
+        <w:t xml:space="preserve">        if (userAnswer.equalsIgnoreCase(correctAnswer)) totalScore += score;</w:t>
+      </w:r>
+    </w:p>
+    <w:p>
+      <w:pPr/>
+      <w:r>
+        <w:rPr>
+          <w:sz w:val="18"/>
+          <w:szCs w:val="18"/>
+          <w:rFonts w:ascii="Courier New" w:hAnsi="Courier New" w:eastAsia="宋体"/>
+        </w:rPr>
+        <w:t xml:space="preserve">    }</w:t>
+      </w:r>
+    </w:p>
+    <w:p>
+      <w:pPr/>
+      <w:r>
+        <w:rPr>
+          <w:sz w:val="18"/>
+          <w:szCs w:val="18"/>
+          <w:rFonts w:ascii="Courier New" w:hAnsi="Courier New" w:eastAsia="宋体"/>
+        </w:rPr>
+        <w:t xml:space="preserve">    return new ScoreResult(totalScore, hasEssayQuestion);</w:t>
+      </w:r>
+    </w:p>
+    <w:p>
+      <w:pPr/>
+      <w:r>
+        <w:rPr>
+          <w:sz w:val="18"/>
+          <w:szCs w:val="18"/>
+          <w:rFonts w:ascii="Courier New" w:hAnsi="Courier New" w:eastAsia="宋体"/>
+        </w:rPr>
+        <w:t xml:space="preserve">}</w:t>
+      </w:r>
+    </w:p>
+    <w:p>
+      <w:pPr/>
+      <w:r>
+        <w:rPr>
+          <w:sz w:val="21"/>
+          <w:szCs w:val="21"/>
+        </w:rPr>
+        <w:t xml:space="preserve"/>
+      </w:r>
+    </w:p>
+    <w:p>
+      <w:pPr>
+        <w:ind w:firstLine="420"/>
+        <w:spacing w:before="60"/>
+      </w:pPr>
+      <w:r>
+        <w:rPr>
+          <w:sz w:val="21"/>
+          <w:szCs w:val="21"/>
+          <w:rFonts w:ascii="宋体" w:hAnsi="宋体" w:eastAsia="宋体"/>
+        </w:rPr>
+        <w:t xml:space="preserve">自动评分算法的核心逻辑如上所示。系统根据不同的题型采用差异化的评分策略：对于单选题，将用户答案与正确答案统一转为大写后忽略大小写进行比较；对于多选题，先将答案按逗号分割、排序后再比较，解决了用户选择选项顺序不同但答案正确的问题；对于判断题，将"正确""对""True"等文本统一转换为"A"，将"错误""错""False"等统一转换为"B"后再比较，兼容了多种答题格式；对于填空题，正确答案支持使用竖线分隔的多个可接受答案，只要用户答案匹配其中任意一个即判定为正确；对于简答题，系统不进行自动评分，而是设置待人工评分标志，由管理员后续进行人工批阅，保证评分的准确性。</w:t>
+      </w:r>
+    </w:p>
+    <w:p>
+      <w:pPr>
         <w:spacing w:after="120" w:before="60" w:line="360" w:lineRule="auto"/>
         <w:jc w:val="center"/>
       </w:pPr>
@@ -10314,6 +12750,264 @@
           <w:szCs w:val="24"/>
         </w:rPr>
         <w:t xml:space="preserve">【需要截图:我的成绩界面】</w:t>
+      </w:r>
+    </w:p>
+    <w:p>
+      <w:pPr>
+        <w:ind w:firstLine="420"/>
+        <w:spacing w:before="120"/>
+      </w:pPr>
+      <w:r>
+        <w:rPr>
+          <w:sz w:val="21"/>
+          <w:szCs w:val="21"/>
+          <w:rFonts w:ascii="宋体" w:hAnsi="宋体" w:eastAsia="宋体"/>
+        </w:rPr>
+        <w:t xml:space="preserve">成绩查询核心代码如下：</w:t>
+      </w:r>
+    </w:p>
+    <w:p>
+      <w:pPr/>
+      <w:r>
+        <w:rPr>
+          <w:sz w:val="18"/>
+          <w:szCs w:val="18"/>
+          <w:rFonts w:ascii="Courier New" w:hAnsi="Courier New" w:eastAsia="宋体"/>
+        </w:rPr>
+        <w:t xml:space="preserve">@GetMapping("/{id}")</w:t>
+      </w:r>
+    </w:p>
+    <w:p>
+      <w:pPr/>
+      <w:r>
+        <w:rPr>
+          <w:sz w:val="18"/>
+          <w:szCs w:val="18"/>
+          <w:rFonts w:ascii="Courier New" w:hAnsi="Courier New" w:eastAsia="宋体"/>
+        </w:rPr>
+        <w:t xml:space="preserve">@PreAuthorize("isAuthenticated()")</w:t>
+      </w:r>
+    </w:p>
+    <w:p>
+      <w:pPr/>
+      <w:r>
+        <w:rPr>
+          <w:sz w:val="18"/>
+          <w:szCs w:val="18"/>
+          <w:rFonts w:ascii="Courier New" w:hAnsi="Courier New" w:eastAsia="宋体"/>
+        </w:rPr>
+        <w:t xml:space="preserve">public Result&lt;ExamRecordVO&gt; get(@PathVariable Long id) {</w:t>
+      </w:r>
+    </w:p>
+    <w:p>
+      <w:pPr/>
+      <w:r>
+        <w:rPr>
+          <w:sz w:val="18"/>
+          <w:szCs w:val="18"/>
+          <w:rFonts w:ascii="Courier New" w:hAnsi="Courier New" w:eastAsia="宋体"/>
+        </w:rPr>
+        <w:t xml:space="preserve">    ExamRecordVO vo = examRecordService.getExamRecordDetailForUser(id);</w:t>
+      </w:r>
+    </w:p>
+    <w:p>
+      <w:pPr/>
+      <w:r>
+        <w:rPr>
+          <w:sz w:val="18"/>
+          <w:szCs w:val="18"/>
+          <w:rFonts w:ascii="Courier New" w:hAnsi="Courier New" w:eastAsia="宋体"/>
+        </w:rPr>
+        <w:t xml:space="preserve">    return Result.success(vo);</w:t>
+      </w:r>
+    </w:p>
+    <w:p>
+      <w:pPr/>
+      <w:r>
+        <w:rPr>
+          <w:sz w:val="18"/>
+          <w:szCs w:val="18"/>
+          <w:rFonts w:ascii="Courier New" w:hAnsi="Courier New" w:eastAsia="宋体"/>
+        </w:rPr>
+        <w:t xml:space="preserve">}</w:t>
+      </w:r>
+    </w:p>
+    <w:p>
+      <w:pPr/>
+      <w:r>
+        <w:rPr>
+          <w:sz w:val="18"/>
+          <w:szCs w:val="18"/>
+          <w:rFonts w:ascii="Courier New" w:hAnsi="Courier New" w:eastAsia="宋体"/>
+        </w:rPr>
+        <w:t xml:space="preserve"/>
+      </w:r>
+    </w:p>
+    <w:p>
+      <w:pPr/>
+      <w:r>
+        <w:rPr>
+          <w:sz w:val="18"/>
+          <w:szCs w:val="18"/>
+          <w:rFonts w:ascii="Courier New" w:hAnsi="Courier New" w:eastAsia="宋体"/>
+        </w:rPr>
+        <w:t xml:space="preserve">@Override</w:t>
+      </w:r>
+    </w:p>
+    <w:p>
+      <w:pPr/>
+      <w:r>
+        <w:rPr>
+          <w:sz w:val="18"/>
+          <w:szCs w:val="18"/>
+          <w:rFonts w:ascii="Courier New" w:hAnsi="Courier New" w:eastAsia="宋体"/>
+        </w:rPr>
+        <w:t xml:space="preserve">public ExamRecordVO getExamRecordDetailForUser(Long id) {</w:t>
+      </w:r>
+    </w:p>
+    <w:p>
+      <w:pPr/>
+      <w:r>
+        <w:rPr>
+          <w:sz w:val="18"/>
+          <w:szCs w:val="18"/>
+          <w:rFonts w:ascii="Courier New" w:hAnsi="Courier New" w:eastAsia="宋体"/>
+        </w:rPr>
+        <w:t xml:space="preserve">    ExamRecord record = baseMapper.selectById(id);</w:t>
+      </w:r>
+    </w:p>
+    <w:p>
+      <w:pPr/>
+      <w:r>
+        <w:rPr>
+          <w:sz w:val="18"/>
+          <w:szCs w:val="18"/>
+          <w:rFonts w:ascii="Courier New" w:hAnsi="Courier New" w:eastAsia="宋体"/>
+        </w:rPr>
+        <w:t xml:space="preserve">    User currentUser = userService.getCurrentUser();</w:t>
+      </w:r>
+    </w:p>
+    <w:p>
+      <w:pPr/>
+      <w:r>
+        <w:rPr>
+          <w:sz w:val="18"/>
+          <w:szCs w:val="18"/>
+          <w:rFonts w:ascii="Courier New" w:hAnsi="Courier New" w:eastAsia="宋体"/>
+        </w:rPr>
+        <w:t xml:space="preserve">    // 权限校验：用户只能查看自己的记录，管理员可以查看所有</w:t>
+      </w:r>
+    </w:p>
+    <w:p>
+      <w:pPr/>
+      <w:r>
+        <w:rPr>
+          <w:sz w:val="18"/>
+          <w:szCs w:val="18"/>
+          <w:rFonts w:ascii="Courier New" w:hAnsi="Courier New" w:eastAsia="宋体"/>
+        </w:rPr>
+        <w:t xml:space="preserve">    if (!hasAdminRole(currentUser) &amp;&amp; !record.getUserId().equals(currentUser.getId()))</w:t>
+      </w:r>
+    </w:p>
+    <w:p>
+      <w:pPr/>
+      <w:r>
+        <w:rPr>
+          <w:sz w:val="18"/>
+          <w:szCs w:val="18"/>
+          <w:rFonts w:ascii="Courier New" w:hAnsi="Courier New" w:eastAsia="宋体"/>
+        </w:rPr>
+        <w:t xml:space="preserve">        throw new BusinessException("无权查看此考试记录");</w:t>
+      </w:r>
+    </w:p>
+    <w:p>
+      <w:pPr/>
+      <w:r>
+        <w:rPr>
+          <w:sz w:val="18"/>
+          <w:szCs w:val="18"/>
+          <w:rFonts w:ascii="Courier New" w:hAnsi="Courier New" w:eastAsia="宋体"/>
+        </w:rPr>
+        <w:t xml:space="preserve">    // 获取试卷信息和用户信息，组装返回结果</w:t>
+      </w:r>
+    </w:p>
+    <w:p>
+      <w:pPr/>
+      <w:r>
+        <w:rPr>
+          <w:sz w:val="18"/>
+          <w:szCs w:val="18"/>
+          <w:rFonts w:ascii="Courier New" w:hAnsi="Courier New" w:eastAsia="宋体"/>
+        </w:rPr>
+        <w:t xml:space="preserve">    Paper paper = paperMapper.selectById(record.getPaperId());</w:t>
+      </w:r>
+    </w:p>
+    <w:p>
+      <w:pPr/>
+      <w:r>
+        <w:rPr>
+          <w:sz w:val="18"/>
+          <w:szCs w:val="18"/>
+          <w:rFonts w:ascii="Courier New" w:hAnsi="Courier New" w:eastAsia="宋体"/>
+        </w:rPr>
+        <w:t xml:space="preserve">    vo.setTotalScore(paper.getTotalScore());</w:t>
+      </w:r>
+    </w:p>
+    <w:p>
+      <w:pPr/>
+      <w:r>
+        <w:rPr>
+          <w:sz w:val="18"/>
+          <w:szCs w:val="18"/>
+          <w:rFonts w:ascii="Courier New" w:hAnsi="Courier New" w:eastAsia="宋体"/>
+        </w:rPr>
+        <w:t xml:space="preserve">    vo.setPassScore(paper.getPassScore());</w:t>
+      </w:r>
+    </w:p>
+    <w:p>
+      <w:pPr/>
+      <w:r>
+        <w:rPr>
+          <w:sz w:val="18"/>
+          <w:szCs w:val="18"/>
+          <w:rFonts w:ascii="Courier New" w:hAnsi="Courier New" w:eastAsia="宋体"/>
+        </w:rPr>
+        <w:t xml:space="preserve">    return vo;</w:t>
+      </w:r>
+    </w:p>
+    <w:p>
+      <w:pPr/>
+      <w:r>
+        <w:rPr>
+          <w:sz w:val="18"/>
+          <w:szCs w:val="18"/>
+          <w:rFonts w:ascii="Courier New" w:hAnsi="Courier New" w:eastAsia="宋体"/>
+        </w:rPr>
+        <w:t xml:space="preserve">}</w:t>
+      </w:r>
+    </w:p>
+    <w:p>
+      <w:pPr/>
+      <w:r>
+        <w:rPr>
+          <w:sz w:val="21"/>
+          <w:szCs w:val="21"/>
+        </w:rPr>
+        <w:t xml:space="preserve"/>
+      </w:r>
+    </w:p>
+    <w:p>
+      <w:pPr>
+        <w:ind w:firstLine="420"/>
+        <w:spacing w:before="60"/>
+      </w:pPr>
+      <w:r>
+        <w:rPr>
+          <w:sz w:val="21"/>
+          <w:szCs w:val="21"/>
+          <w:rFonts w:ascii="宋体" w:hAnsi="宋体" w:eastAsia="宋体"/>
+        </w:rPr>
+        <w:t xml:space="preserve">我的成绩模块的核心代码如上所示。系统在查询成绩详情时实现了严格的数据隔离机制：普通用户只能查看自己的考试记录，管理员则可以查看所有用户的记录。权限校验通过hasAdminRole()方法判断当前用户是否拥有管理员角色，非管理员用户尝试访问他人成绩时系统会抛出"无权查看此考试记录"异常。成绩详情包含试卷总分、及格分数、用户得分、是否及格、客观题得分、主观题得分、考试用时和答题详情等完整信息。用户可点击查看答题详情，了解每道题的用户答案、正确答案和答案解析，帮助其有针对性地进行后续学习。</w:t>
       </w:r>
     </w:p>
     <w:p>
